--- a/thesis/cd1_chuyen_de_1_thuc_trang_FP_vi.docx
+++ b/thesis/cd1_chuyen_de_1_thuc_trang_FP_vi.docx
@@ -2,7 +2,7 @@
 <file path=word/document.xml><?xml version="1.0" encoding="utf-8"?>
 <w:document xmlns:w="http://schemas.openxmlformats.org/wordprocessingml/2006/main" xmlns:m="http://schemas.openxmlformats.org/officeDocument/2006/math" xmlns:r="http://schemas.openxmlformats.org/officeDocument/2006/relationships" xmlns:o="urn:schemas-microsoft-com:office:office" xmlns:v="urn:schemas-microsoft-com:vml" xmlns:w10="urn:schemas-microsoft-com:office:word" xmlns:a="http://schemas.openxmlformats.org/drawingml/2006/main" xmlns:pic="http://schemas.openxmlformats.org/drawingml/2006/picture" xmlns:wp="http://schemas.openxmlformats.org/drawingml/2006/wordprocessingDrawing">
   <w:body>
-    <w:bookmarkStart w:id="113" w:name="X6e49602a40cc64ed14c452ca6f8935cac55689a"/>
+    <w:bookmarkStart w:id="109" w:name="X6e49602a40cc64ed14c452ca6f8935cac55689a"/>
     <w:p>
       <w:pPr>
         <w:pStyle w:val="Heading1"/>
@@ -985,7 +985,7 @@
         <w:pStyle w:val="FirstParagraph"/>
       </w:pPr>
       <w:r>
-        <w:t xml:space="preserve">(10 bảng từ §2.1 đến §6.1, danh mục tự động tạo khi xuất Word/PDF.)</w:t>
+        <w:t xml:space="preserve">(10 bảng từ §2.1 đến §2.3.3.1, danh mục tự động tạo khi xuất Word/PDF.)</w:t>
       </w:r>
     </w:p>
     <w:bookmarkEnd w:id="26"/>
@@ -1044,7 +1044,7 @@
       </w:r>
     </w:p>
     <w:bookmarkEnd w:id="28"/>
-    <w:bookmarkStart w:id="108" w:name="phần-2-nội-dung-chuyên-đề"/>
+    <w:bookmarkStart w:id="104" w:name="phần-2-nội-dung-chuyên-đề"/>
     <w:p>
       <w:pPr>
         <w:pStyle w:val="Heading2"/>
@@ -1403,7 +1403,7 @@
         <w:t xml:space="preserve"> </w:t>
       </w:r>
       <w:r>
-        <w:t xml:space="preserve">(xem Bảng 4.10 file 15) là minh họa rõ nhất cho ranh giới giữa</w:t>
+        <w:t xml:space="preserve">(xem Bảng 4.10 mục §2.3.1 chuyên đề) là minh họa rõ nhất cho ranh giới giữa</w:t>
       </w:r>
       <w:r>
         <w:t xml:space="preserve"> </w:t>
@@ -1452,7 +1452,7 @@
         <w:t xml:space="preserve"> </w:t>
       </w:r>
       <w:r>
-        <w:t xml:space="preserve">(tác giả, ghi chú phân tích nội bộ, 2026). Ẩn dụ này dẫn vào §2.6 (3 điều kiện cấu trúc của U-curve) và §5.7 (SIDS Pacific case file 16), nơi điều kiện biên của lý thuyết Lu &amp; Beamish (2004) được thiết lập rõ ràng.</w:t>
+        <w:t xml:space="preserve">(tác giả, ghi chú phân tích nội bộ, 2026). Ẩn dụ này dẫn vào §2.6 (3 điều kiện cấu trúc của U-curve) và §2.3.2.7 (SIDS Pacific case mục §2.3.2–§2.4 chuyên đề), nơi điều kiện biên của lý thuyết Lu &amp; Beamish (2004) được thiết lập rõ ràng.</w:t>
       </w:r>
     </w:p>
     <w:bookmarkEnd w:id="29"/>
@@ -1601,7 +1601,369 @@
       </w:r>
     </w:p>
     <w:bookmarkEnd w:id="30"/>
-    <w:bookmarkStart w:id="31" w:name="giới-hạn-phạm-vi-và-đối-tượng-nghiên-cứu"/>
+    <w:bookmarkStart w:id="31" w:name="nội-dung-phương-pháp-tiếp-cận-tổng-quan"/>
+    <w:p>
+      <w:pPr>
+        <w:pStyle w:val="Heading4"/>
+      </w:pPr>
+      <w:r>
+        <w:t xml:space="preserve">2.1.3 Nội dung (phương pháp tiếp cận tổng quan)</w:t>
+      </w:r>
+    </w:p>
+    <w:p>
+      <w:pPr>
+        <w:pStyle w:val="FirstParagraph"/>
+      </w:pPr>
+      <w:r>
+        <w:t xml:space="preserve">Chuyên đề tiếp cận theo lối</w:t>
+      </w:r>
+      <w:r>
+        <w:t xml:space="preserve"> </w:t>
+      </w:r>
+      <w:r>
+        <w:rPr>
+          <w:bCs/>
+          <w:b/>
+        </w:rPr>
+        <w:t xml:space="preserve">mô tả – chẩn đoán</w:t>
+      </w:r>
+      <w:r>
+        <w:t xml:space="preserve"> </w:t>
+      </w:r>
+      <w:r>
+        <w:t xml:space="preserve">(descriptive-diagnostic), không thiết lập mô hình hồi quy đa biến để kiểm định nhân quả. Phương pháp này cung cấp bức tranh tổng thể đáng tin cậy làm nền tảng thực tiễn cho Chuyên đề 2 (mô hình lý thuyết và thực nghiêm) và luận án (kiểm định thực nghiệm).</w:t>
+      </w:r>
+    </w:p>
+    <w:p>
+      <w:pPr>
+        <w:pStyle w:val="BodyText"/>
+      </w:pPr>
+      <w:r>
+        <w:t xml:space="preserve">Cụ thể, chuyên đề kết hợp ba kỹ thuật: (a) thống kê mô tả đa biến (trung vị, trung bình, độ phân tán, kurtosis) theo phân nhóm thể chế và theo ngành; (b) trực quan hóa dữ liệu (heatmap, kernel density, spider chart, scatter plot, 11 hình); (c) phân tích hai biến (bivariate). Khung PESTEL bổ trợ ở cấp độ giải thích bối cảnh.</w:t>
+      </w:r>
+    </w:p>
+    <w:p>
+      <w:pPr>
+        <w:pStyle w:val="BodyText"/>
+      </w:pPr>
+      <w:r>
+        <w:rPr>
+          <w:bCs/>
+          <w:b/>
+        </w:rPr>
+        <w:t xml:space="preserve">Áp dụng nguyên tắc transparent data section của Aguinis et al. (2019,</w:t>
+      </w:r>
+      <w:r>
+        <w:rPr>
+          <w:bCs/>
+          <w:b/>
+        </w:rPr>
+        <w:t xml:space="preserve"> </w:t>
+      </w:r>
+      <w:r>
+        <w:rPr>
+          <w:iCs/>
+          <w:i/>
+          <w:bCs/>
+          <w:b/>
+        </w:rPr>
+        <w:t xml:space="preserve">Journal of Management</w:t>
+      </w:r>
+      <w:r>
+        <w:rPr>
+          <w:bCs/>
+          <w:b/>
+        </w:rPr>
+        <w:t xml:space="preserve">)</w:t>
+      </w:r>
+      <w:r>
+        <w:t xml:space="preserve">: chuyên đề trình bày rõ (i) population definition (47 nền kinh tế Asia + Pacific với phân tách 41 vs 7); (ii) sampling procedure (WBES official sampling); (iii) sample size justification (pool 101.185); (iv) response rate (per WBES Country Profile each); (v) missing data handling (FSTS = d3b + d3c, winsorize 1/99); (vi) operationalization variables; (vii) reliability/validity (TCI = R&amp;D + ISO multi-component aspirational, DAI = website single-component trong Spec 1, multi-component trong Spec 2); (viii) estimation method (descriptive only in CĐ1; OLS + IV in CĐ2); (ix) standard errors (n/a CĐ1); (x) robustness (cross-validate with VEFR baseline 17 nước); (xi) open science (replication package</w:t>
+      </w:r>
+      <w:r>
+        <w:t xml:space="preserve"> </w:t>
+      </w:r>
+      <w:r>
+        <w:rPr>
+          <w:rStyle w:val="VerbatimChar"/>
+        </w:rPr>
+        <w:t xml:space="preserve">wbes/</w:t>
+      </w:r>
+      <w:r>
+        <w:t xml:space="preserve"> </w:t>
+      </w:r>
+      <w:r>
+        <w:t xml:space="preserve">+</w:t>
+      </w:r>
+      <w:r>
+        <w:t xml:space="preserve"> </w:t>
+      </w:r>
+      <w:r>
+        <w:rPr>
+          <w:rStyle w:val="VerbatimChar"/>
+        </w:rPr>
+        <w:t xml:space="preserve">papers/</w:t>
+      </w:r>
+      <w:r>
+        <w:t xml:space="preserve"> </w:t>
+      </w:r>
+      <w:r>
+        <w:t xml:space="preserve">+</w:t>
+      </w:r>
+      <w:r>
+        <w:t xml:space="preserve"> </w:t>
+      </w:r>
+      <w:r>
+        <w:rPr>
+          <w:rStyle w:val="VerbatimChar"/>
+        </w:rPr>
+        <w:t xml:space="preserve">figures/</w:t>
+      </w:r>
+      <w:r>
+        <w:t xml:space="preserve">); (xii) data sharing (WBES public + processed pool documented in Phụ lục E).</w:t>
+      </w:r>
+    </w:p>
+    <w:p>
+      <w:pPr>
+        <w:pStyle w:val="BodyText"/>
+      </w:pPr>
+      <w:r>
+        <w:rPr>
+          <w:bCs/>
+          <w:b/>
+        </w:rPr>
+        <w:t xml:space="preserve">Khung lý giải lý thuyết bổ sung theo Kafouros et al. (2023,</w:t>
+      </w:r>
+      <w:r>
+        <w:rPr>
+          <w:bCs/>
+          <w:b/>
+        </w:rPr>
+        <w:t xml:space="preserve"> </w:t>
+      </w:r>
+      <w:r>
+        <w:rPr>
+          <w:iCs/>
+          <w:i/>
+          <w:bCs/>
+          <w:b/>
+        </w:rPr>
+        <w:t xml:space="preserve">Global Strategy Journal</w:t>
+      </w:r>
+      <w:r>
+        <w:rPr>
+          <w:bCs/>
+          <w:b/>
+        </w:rPr>
+        <w:t xml:space="preserve">)</w:t>
+      </w:r>
+      <w:r>
+        <w:t xml:space="preserve">: Phương pháp descriptive được dẫn dắt bởi ba cơ chế (mechanisms) qua đó chất lượng thể chế tác động đến hiệu quả doanh nghiệp ở các nền kinh tế mới nổi: (a)</w:t>
+      </w:r>
+      <w:r>
+        <w:t xml:space="preserve"> </w:t>
+      </w:r>
+      <w:r>
+        <w:rPr>
+          <w:bCs/>
+          <w:b/>
+        </w:rPr>
+        <w:t xml:space="preserve">chi phí và mức độ dễ dàng nhận diện và thiết lập đối tác</w:t>
+      </w:r>
+      <w:r>
+        <w:t xml:space="preserve"> </w:t>
+      </w:r>
+      <w:r>
+        <w:t xml:space="preserve">(partnership identification), giải thích vì sao DAI và mức độ tham gia website thay đổi mạnh xuyên các phân nhóm thể chế; (b)</w:t>
+      </w:r>
+      <w:r>
+        <w:t xml:space="preserve"> </w:t>
+      </w:r>
+      <w:r>
+        <w:rPr>
+          <w:bCs/>
+          <w:b/>
+        </w:rPr>
+        <w:t xml:space="preserve">hiệu lực của khung pháp lý và sở hữu trí tuệ</w:t>
+      </w:r>
+      <w:r>
+        <w:t xml:space="preserve"> </w:t>
+      </w:r>
+      <w:r>
+        <w:t xml:space="preserve">(legal framework effectiveness), giải thích sự phân tán R&amp;D, ISO và TCI; (c)</w:t>
+      </w:r>
+      <w:r>
+        <w:t xml:space="preserve"> </w:t>
+      </w:r>
+      <w:r>
+        <w:rPr>
+          <w:bCs/>
+          <w:b/>
+        </w:rPr>
+        <w:t xml:space="preserve">trao đổi giữa các doanh nghiệp</w:t>
+      </w:r>
+      <w:r>
+        <w:t xml:space="preserve"> </w:t>
+      </w:r>
+      <w:r>
+        <w:t xml:space="preserve">(interfirm market exchange), giải thích phân tán năng suất nội bộ. Khung 3 cơ chế này là cơ sở để CĐ2 thiết lập các mô hình điều tiết (moderation) cho giả thuyết H7 mới: tương tác giữa chất lượng thể chế và động học ngành (industry × institutional dynamism interaction).</w:t>
+      </w:r>
+    </w:p>
+    <w:p>
+      <w:pPr>
+        <w:pStyle w:val="BodyText"/>
+      </w:pPr>
+      <w:r>
+        <w:rPr>
+          <w:bCs/>
+          <w:b/>
+        </w:rPr>
+        <w:t xml:space="preserve">Khung 3 trụ cột bổ sung theo IFC Private Sector Development Blueprint</w:t>
+      </w:r>
+      <w:r>
+        <w:t xml:space="preserve">: Báo cáo IFC (n.d., PSD Blueprint) phân tích WBES theo ba trụ cột bổ trợ cho Aguinis 12-point và Kafouros 3 mechanisms: (i)</w:t>
+      </w:r>
+      <w:r>
+        <w:t xml:space="preserve"> </w:t>
+      </w:r>
+      <w:r>
+        <w:rPr>
+          <w:bCs/>
+          <w:b/>
+        </w:rPr>
+        <w:t xml:space="preserve">nền tảng thể chế</w:t>
+      </w:r>
+      <w:r>
+        <w:t xml:space="preserve"> </w:t>
+      </w:r>
+      <w:r>
+        <w:t xml:space="preserve">(institutional foundations: qui định thuế, quyền sở hữu tài sản, giải quyết tranh chấp,</w:t>
+      </w:r>
+      <w:r>
+        <w:t xml:space="preserve"> </w:t>
+      </w:r>
+      <w:r>
+        <w:rPr>
+          <w:bCs/>
+          <w:b/>
+        </w:rPr>
+        <w:t xml:space="preserve">6 essential public transactions</w:t>
+      </w:r>
+      <w:r>
+        <w:t xml:space="preserve">: cấp phép hoạt động, cấp phép xây dựng, kết nối điện, kết nối nước, cấp phép khảo sát đất, hoàn thuế VAT); (ii)</w:t>
+      </w:r>
+      <w:r>
+        <w:t xml:space="preserve"> </w:t>
+      </w:r>
+      <w:r>
+        <w:rPr>
+          <w:bCs/>
+          <w:b/>
+        </w:rPr>
+        <w:t xml:space="preserve">nguồn lực vận hành</w:t>
+      </w:r>
+      <w:r>
+        <w:t xml:space="preserve"> </w:t>
+      </w:r>
+      <w:r>
+        <w:t xml:space="preserve">(operational resources: lao động, tài chính, năng lượng, internet); (iii)</w:t>
+      </w:r>
+      <w:r>
+        <w:t xml:space="preserve"> </w:t>
+      </w:r>
+      <w:r>
+        <w:rPr>
+          <w:bCs/>
+          <w:b/>
+        </w:rPr>
+        <w:t xml:space="preserve">động lực thị trường</w:t>
+      </w:r>
+      <w:r>
+        <w:t xml:space="preserve"> </w:t>
+      </w:r>
+      <w:r>
+        <w:t xml:space="preserve">(market dynamics: cạnh tranh, FDI, xuất nhập khẩu). Đáng chú ý: doanh nghiệp xuất khẩu mất ~1 tuần để hoàn tất thủ tục (xuất) / ~2 tuần (nhập); ~40% doanh nghiệp coi thủ tục thương mại là rào cản lớn nhất (theo IFC analysis). Khung 3 trụ cột này là tham chiếu cho §2.3.3 yếu tố giải thích trong CĐ1 v3.x, bổ sung lăng kính phân tích doanh nghiệp WBES tách 3 chiều cấu trúc.</w:t>
+      </w:r>
+    </w:p>
+    <w:p>
+      <w:pPr>
+        <w:pStyle w:val="BodyText"/>
+      </w:pPr>
+      <w:r>
+        <w:rPr>
+          <w:bCs/>
+          <w:b/>
+        </w:rPr>
+        <w:t xml:space="preserve">Chi tiết phương pháp luận WBES Global</w:t>
+      </w:r>
+      <w:r>
+        <w:t xml:space="preserve">: Áp dụng phương pháp lấy mẫu Global từ năm 2006 với ba nguyên tắc kỹ thuật: (a)</w:t>
+      </w:r>
+      <w:r>
+        <w:t xml:space="preserve"> </w:t>
+      </w:r>
+      <w:r>
+        <w:rPr>
+          <w:bCs/>
+          <w:b/>
+        </w:rPr>
+        <w:t xml:space="preserve">Trọng số lấy mẫu</w:t>
+      </w:r>
+      <w:r>
+        <w:t xml:space="preserve"> </w:t>
+      </w:r>
+      <w:r>
+        <w:t xml:space="preserve">(sampling weights): mọi giá trị trung bình và trung vị trong CĐ1 đều được tính có trọng số để phản ánh đúng tổng thể doanh nghiệp thực tế; (b)</w:t>
+      </w:r>
+      <w:r>
+        <w:t xml:space="preserve"> </w:t>
+      </w:r>
+      <w:r>
+        <w:rPr>
+          <w:bCs/>
+          <w:b/>
+        </w:rPr>
+        <w:t xml:space="preserve">Xử lý ngoại lai</w:t>
+      </w:r>
+      <w:r>
+        <w:t xml:space="preserve"> </w:t>
+      </w:r>
+      <w:r>
+        <w:t xml:space="preserve">(outliers): các phản hồi cực đoan được xác định bằng phương pháp chuyển đổi logarit và loại bỏ nếu nằm ngoài 3 độ lệch chuẩn so với trung bình, đồng thời winsorize log năng suất ở mức 1/99 phân vị trong cụm quốc gia × năm; (c)</w:t>
+      </w:r>
+      <w:r>
+        <w:t xml:space="preserve"> </w:t>
+      </w:r>
+      <w:r>
+        <w:rPr>
+          <w:bCs/>
+          <w:b/>
+        </w:rPr>
+        <w:t xml:space="preserve">Ngưỡng quan sát</w:t>
+      </w:r>
+      <w:r>
+        <w:t xml:space="preserve">: tối thiểu 5 quan sát cho trung bình/trung vị và 30 quan sát cho tốc độ tăng trưởng; nếu không đủ → ghi</w:t>
+      </w:r>
+      <w:r>
+        <w:t xml:space="preserve"> </w:t>
+      </w:r>
+      <w:r>
+        <w:t xml:space="preserve">“</w:t>
+      </w:r>
+      <w:r>
+        <w:t xml:space="preserve">n.a.</w:t>
+      </w:r>
+      <w:r>
+        <w:t xml:space="preserve">”</w:t>
+      </w:r>
+      <w:r>
+        <w:t xml:space="preserve"> </w:t>
+      </w:r>
+      <w:r>
+        <w:t xml:space="preserve">(không áp dụng). Các nguyên tắc này bảo đảm tính so sánh xuyên quốc gia và xuyên thời gian của 47 nền kinh tế trong pool 101.185 doanh nghiệp (cited World Bank, 2025, Hệ thống phân loại quốc gia FY26 + n.d., Tài liệu tóm tắt chỉ số Enterprise Surveys; file 04 v2.5).</w:t>
+      </w:r>
+    </w:p>
+    <w:bookmarkEnd w:id="31"/>
+    <w:bookmarkStart w:id="32" w:name="giới-hạn-phạm-vi-và-đối-tượng-nghiên-cứu"/>
     <w:p>
       <w:pPr>
         <w:pStyle w:val="Heading4"/>
@@ -2172,7 +2534,7 @@
         <w:t xml:space="preserve"> </w:t>
       </w:r>
       <w:r>
-        <w:t xml:space="preserve">giúp minh họa và kiểm chứng patterns châu Á qua tương phản, đặc biệt H6 (forced internationalization penalty) trong Chuyên đề 2. Kiribati 2025 với FSTS 1,03%, FDI 0,7%, website 18,7% là extreme nhất pool (xem §5.7);</w:t>
+        <w:t xml:space="preserve">giúp minh họa và kiểm chứng patterns châu Á qua tương phản, đặc biệt H6 (forced internationalization penalty) trong Chuyên đề 2. Kiribati 2025 với FSTS 1,03%, FDI 0,7%, website 18,7% là extreme nhất pool (xem §2.3.2.7);</w:t>
       </w:r>
     </w:p>
     <w:p>
@@ -2286,7 +2648,7 @@
         <w:t xml:space="preserve"> </w:t>
       </w:r>
       <w:r>
-        <w:t xml:space="preserve">cho pattern châu Á, đặc biệt §5.7 SIDS Thái Bình Dương và §7.3.1 (3) digital theatre;</w:t>
+        <w:t xml:space="preserve">cho pattern châu Á, đặc biệt §2.3.2.7 SIDS Thái Bình Dương và §2.4.3.1 (3) digital theatre;</w:t>
       </w:r>
       <w:r>
         <w:t xml:space="preserve"> </w:t>
@@ -2423,368 +2785,6 @@
       </w:r>
       <w:r>
         <w:t xml:space="preserve">: hiệu quả hoạt động kinh doanh đa chiều, gồm năng suất lao động, lợi nhuận, tăng trưởng, đổi mới sáng tạo, cấu trúc doanh nghiệp.</w:t>
-      </w:r>
-    </w:p>
-    <w:bookmarkEnd w:id="31"/>
-    <w:bookmarkStart w:id="32" w:name="nội-dung-phương-pháp-tiếp-cận-tổng-quan"/>
-    <w:p>
-      <w:pPr>
-        <w:pStyle w:val="Heading4"/>
-      </w:pPr>
-      <w:r>
-        <w:t xml:space="preserve">2.1.3 Nội dung (phương pháp tiếp cận tổng quan)</w:t>
-      </w:r>
-    </w:p>
-    <w:p>
-      <w:pPr>
-        <w:pStyle w:val="FirstParagraph"/>
-      </w:pPr>
-      <w:r>
-        <w:t xml:space="preserve">Chuyên đề tiếp cận theo lối</w:t>
-      </w:r>
-      <w:r>
-        <w:t xml:space="preserve"> </w:t>
-      </w:r>
-      <w:r>
-        <w:rPr>
-          <w:bCs/>
-          <w:b/>
-        </w:rPr>
-        <w:t xml:space="preserve">mô tả – chẩn đoán</w:t>
-      </w:r>
-      <w:r>
-        <w:t xml:space="preserve"> </w:t>
-      </w:r>
-      <w:r>
-        <w:t xml:space="preserve">(descriptive-diagnostic), không thiết lập mô hình hồi quy đa biến để kiểm định nhân quả. Phương pháp này cung cấp bức tranh tổng thể đáng tin cậy làm nền tảng thực tiễn cho Chuyên đề 2 (mô hình lý thuyết và thực nghiêm) và luận án (kiểm định thực nghiệm).</w:t>
-      </w:r>
-    </w:p>
-    <w:p>
-      <w:pPr>
-        <w:pStyle w:val="BodyText"/>
-      </w:pPr>
-      <w:r>
-        <w:t xml:space="preserve">Cụ thể, chuyên đề kết hợp ba kỹ thuật: (a) thống kê mô tả đa biến (trung vị, trung bình, độ phân tán, kurtosis) theo phân nhóm thể chế và theo ngành; (b) trực quan hóa dữ liệu (heatmap, kernel density, spider chart, scatter plot, 11 hình); (c) phân tích hai biến (bivariate). Khung PESTEL bổ trợ ở cấp độ giải thích bối cảnh.</w:t>
-      </w:r>
-    </w:p>
-    <w:p>
-      <w:pPr>
-        <w:pStyle w:val="BodyText"/>
-      </w:pPr>
-      <w:r>
-        <w:rPr>
-          <w:bCs/>
-          <w:b/>
-        </w:rPr>
-        <w:t xml:space="preserve">Áp dụng nguyên tắc transparent data section của Aguinis et al. (2019,</w:t>
-      </w:r>
-      <w:r>
-        <w:rPr>
-          <w:bCs/>
-          <w:b/>
-        </w:rPr>
-        <w:t xml:space="preserve"> </w:t>
-      </w:r>
-      <w:r>
-        <w:rPr>
-          <w:iCs/>
-          <w:i/>
-          <w:bCs/>
-          <w:b/>
-        </w:rPr>
-        <w:t xml:space="preserve">Journal of Management</w:t>
-      </w:r>
-      <w:r>
-        <w:rPr>
-          <w:bCs/>
-          <w:b/>
-        </w:rPr>
-        <w:t xml:space="preserve">)</w:t>
-      </w:r>
-      <w:r>
-        <w:t xml:space="preserve">: chuyên đề trình bày rõ (i) population definition (47 nền kinh tế Asia + Pacific với phân tách 41 vs 7); (ii) sampling procedure (WBES official sampling); (iii) sample size justification (pool 101.185); (iv) response rate (per WBES Country Profile each); (v) missing data handling (FSTS = d3b + d3c, winsorize 1/99); (vi) operationalization variables; (vii) reliability/validity (TCI = R&amp;D + ISO multi-component aspirational, DAI = website single-component trong Spec 1, multi-component trong Spec 2); (viii) estimation method (descriptive only in CĐ1; OLS + IV in CĐ2); (ix) standard errors (n/a CĐ1); (x) robustness (cross-validate with VEFR baseline 17 nước); (xi) open science (replication package</w:t>
-      </w:r>
-      <w:r>
-        <w:t xml:space="preserve"> </w:t>
-      </w:r>
-      <w:r>
-        <w:rPr>
-          <w:rStyle w:val="VerbatimChar"/>
-        </w:rPr>
-        <w:t xml:space="preserve">wbes/</w:t>
-      </w:r>
-      <w:r>
-        <w:t xml:space="preserve"> </w:t>
-      </w:r>
-      <w:r>
-        <w:t xml:space="preserve">+</w:t>
-      </w:r>
-      <w:r>
-        <w:t xml:space="preserve"> </w:t>
-      </w:r>
-      <w:r>
-        <w:rPr>
-          <w:rStyle w:val="VerbatimChar"/>
-        </w:rPr>
-        <w:t xml:space="preserve">papers/</w:t>
-      </w:r>
-      <w:r>
-        <w:t xml:space="preserve"> </w:t>
-      </w:r>
-      <w:r>
-        <w:t xml:space="preserve">+</w:t>
-      </w:r>
-      <w:r>
-        <w:t xml:space="preserve"> </w:t>
-      </w:r>
-      <w:r>
-        <w:rPr>
-          <w:rStyle w:val="VerbatimChar"/>
-        </w:rPr>
-        <w:t xml:space="preserve">figures/</w:t>
-      </w:r>
-      <w:r>
-        <w:t xml:space="preserve">); (xii) data sharing (WBES public + processed pool documented in Phụ lục E).</w:t>
-      </w:r>
-    </w:p>
-    <w:p>
-      <w:pPr>
-        <w:pStyle w:val="BodyText"/>
-      </w:pPr>
-      <w:r>
-        <w:rPr>
-          <w:bCs/>
-          <w:b/>
-        </w:rPr>
-        <w:t xml:space="preserve">Khung lý giải lý thuyết bổ sung theo Kafouros et al. (2023,</w:t>
-      </w:r>
-      <w:r>
-        <w:rPr>
-          <w:bCs/>
-          <w:b/>
-        </w:rPr>
-        <w:t xml:space="preserve"> </w:t>
-      </w:r>
-      <w:r>
-        <w:rPr>
-          <w:iCs/>
-          <w:i/>
-          <w:bCs/>
-          <w:b/>
-        </w:rPr>
-        <w:t xml:space="preserve">Global Strategy Journal</w:t>
-      </w:r>
-      <w:r>
-        <w:rPr>
-          <w:bCs/>
-          <w:b/>
-        </w:rPr>
-        <w:t xml:space="preserve">)</w:t>
-      </w:r>
-      <w:r>
-        <w:t xml:space="preserve">: Phương pháp descriptive được dẫn dắt bởi ba cơ chế (mechanisms) qua đó chất lượng thể chế tác động đến hiệu quả doanh nghiệp ở các nền kinh tế mới nổi: (a)</w:t>
-      </w:r>
-      <w:r>
-        <w:t xml:space="preserve"> </w:t>
-      </w:r>
-      <w:r>
-        <w:rPr>
-          <w:bCs/>
-          <w:b/>
-        </w:rPr>
-        <w:t xml:space="preserve">chi phí và mức độ dễ dàng nhận diện và thiết lập đối tác</w:t>
-      </w:r>
-      <w:r>
-        <w:t xml:space="preserve"> </w:t>
-      </w:r>
-      <w:r>
-        <w:t xml:space="preserve">(partnership identification), giải thích vì sao DAI và mức độ tham gia website thay đổi mạnh xuyên các phân nhóm thể chế; (b)</w:t>
-      </w:r>
-      <w:r>
-        <w:t xml:space="preserve"> </w:t>
-      </w:r>
-      <w:r>
-        <w:rPr>
-          <w:bCs/>
-          <w:b/>
-        </w:rPr>
-        <w:t xml:space="preserve">hiệu lực của khung pháp lý và sở hữu trí tuệ</w:t>
-      </w:r>
-      <w:r>
-        <w:t xml:space="preserve"> </w:t>
-      </w:r>
-      <w:r>
-        <w:t xml:space="preserve">(legal framework effectiveness), giải thích sự phân tán R&amp;D, ISO và TCI; (c)</w:t>
-      </w:r>
-      <w:r>
-        <w:t xml:space="preserve"> </w:t>
-      </w:r>
-      <w:r>
-        <w:rPr>
-          <w:bCs/>
-          <w:b/>
-        </w:rPr>
-        <w:t xml:space="preserve">trao đổi giữa các doanh nghiệp</w:t>
-      </w:r>
-      <w:r>
-        <w:t xml:space="preserve"> </w:t>
-      </w:r>
-      <w:r>
-        <w:t xml:space="preserve">(interfirm market exchange), giải thích phân tán năng suất nội bộ. Khung 3 cơ chế này là cơ sở để CĐ2 thiết lập các mô hình điều tiết (moderation) cho giả thuyết H7 mới: tương tác giữa chất lượng thể chế và động học ngành (industry × institutional dynamism interaction).</w:t>
-      </w:r>
-    </w:p>
-    <w:p>
-      <w:pPr>
-        <w:pStyle w:val="BodyText"/>
-      </w:pPr>
-      <w:r>
-        <w:rPr>
-          <w:bCs/>
-          <w:b/>
-        </w:rPr>
-        <w:t xml:space="preserve">Khung 3 trụ cột bổ sung theo IFC Private Sector Development Blueprint</w:t>
-      </w:r>
-      <w:r>
-        <w:t xml:space="preserve">: Báo cáo IFC (n.d., PSD Blueprint) phân tích WBES theo ba trụ cột bổ trợ cho Aguinis 12-point và Kafouros 3 mechanisms: (i)</w:t>
-      </w:r>
-      <w:r>
-        <w:t xml:space="preserve"> </w:t>
-      </w:r>
-      <w:r>
-        <w:rPr>
-          <w:bCs/>
-          <w:b/>
-        </w:rPr>
-        <w:t xml:space="preserve">nền tảng thể chế</w:t>
-      </w:r>
-      <w:r>
-        <w:t xml:space="preserve"> </w:t>
-      </w:r>
-      <w:r>
-        <w:t xml:space="preserve">(institutional foundations: qui định thuế, quyền sở hữu tài sản, giải quyết tranh chấp,</w:t>
-      </w:r>
-      <w:r>
-        <w:t xml:space="preserve"> </w:t>
-      </w:r>
-      <w:r>
-        <w:rPr>
-          <w:bCs/>
-          <w:b/>
-        </w:rPr>
-        <w:t xml:space="preserve">6 essential public transactions</w:t>
-      </w:r>
-      <w:r>
-        <w:t xml:space="preserve">: cấp phép hoạt động, cấp phép xây dựng, kết nối điện, kết nối nước, cấp phép khảo sát đất, hoàn thuế VAT); (ii)</w:t>
-      </w:r>
-      <w:r>
-        <w:t xml:space="preserve"> </w:t>
-      </w:r>
-      <w:r>
-        <w:rPr>
-          <w:bCs/>
-          <w:b/>
-        </w:rPr>
-        <w:t xml:space="preserve">nguồn lực vận hành</w:t>
-      </w:r>
-      <w:r>
-        <w:t xml:space="preserve"> </w:t>
-      </w:r>
-      <w:r>
-        <w:t xml:space="preserve">(operational resources: lao động, tài chính, năng lượng, internet); (iii)</w:t>
-      </w:r>
-      <w:r>
-        <w:t xml:space="preserve"> </w:t>
-      </w:r>
-      <w:r>
-        <w:rPr>
-          <w:bCs/>
-          <w:b/>
-        </w:rPr>
-        <w:t xml:space="preserve">động lực thị trường</w:t>
-      </w:r>
-      <w:r>
-        <w:t xml:space="preserve"> </w:t>
-      </w:r>
-      <w:r>
-        <w:t xml:space="preserve">(market dynamics: cạnh tranh, FDI, xuất nhập khẩu). Đáng chú ý: doanh nghiệp xuất khẩu mất ~1 tuần để hoàn tất thủ tục (xuất) / ~2 tuần (nhập); ~40% doanh nghiệp coi thủ tục thương mại là rào cản lớn nhất (theo IFC analysis). Khung 3 trụ cột này là tham chiếu cho §6 yếu tố giải thích trong CĐ1 v3.x, bổ sung lăng kính phân tích doanh nghiệp WBES tách 3 chiều cấu trúc.</w:t>
-      </w:r>
-    </w:p>
-    <w:p>
-      <w:pPr>
-        <w:pStyle w:val="BodyText"/>
-      </w:pPr>
-      <w:r>
-        <w:rPr>
-          <w:bCs/>
-          <w:b/>
-        </w:rPr>
-        <w:t xml:space="preserve">Chi tiết phương pháp luận WBES Global</w:t>
-      </w:r>
-      <w:r>
-        <w:t xml:space="preserve">: Áp dụng phương pháp lấy mẫu Global từ năm 2006 với ba nguyên tắc kỹ thuật: (a)</w:t>
-      </w:r>
-      <w:r>
-        <w:t xml:space="preserve"> </w:t>
-      </w:r>
-      <w:r>
-        <w:rPr>
-          <w:bCs/>
-          <w:b/>
-        </w:rPr>
-        <w:t xml:space="preserve">Trọng số lấy mẫu</w:t>
-      </w:r>
-      <w:r>
-        <w:t xml:space="preserve"> </w:t>
-      </w:r>
-      <w:r>
-        <w:t xml:space="preserve">(sampling weights): mọi giá trị trung bình và trung vị trong CĐ1 đều được tính có trọng số để phản ánh đúng tổng thể doanh nghiệp thực tế; (b)</w:t>
-      </w:r>
-      <w:r>
-        <w:t xml:space="preserve"> </w:t>
-      </w:r>
-      <w:r>
-        <w:rPr>
-          <w:bCs/>
-          <w:b/>
-        </w:rPr>
-        <w:t xml:space="preserve">Xử lý ngoại lai</w:t>
-      </w:r>
-      <w:r>
-        <w:t xml:space="preserve"> </w:t>
-      </w:r>
-      <w:r>
-        <w:t xml:space="preserve">(outliers): các phản hồi cực đoan được xác định bằng phương pháp chuyển đổi logarit và loại bỏ nếu nằm ngoài 3 độ lệch chuẩn so với trung bình, đồng thời winsorize log năng suất ở mức 1/99 phân vị trong cụm quốc gia × năm; (c)</w:t>
-      </w:r>
-      <w:r>
-        <w:t xml:space="preserve"> </w:t>
-      </w:r>
-      <w:r>
-        <w:rPr>
-          <w:bCs/>
-          <w:b/>
-        </w:rPr>
-        <w:t xml:space="preserve">Ngưỡng quan sát</w:t>
-      </w:r>
-      <w:r>
-        <w:t xml:space="preserve">: tối thiểu 5 quan sát cho trung bình/trung vị và 30 quan sát cho tốc độ tăng trưởng; nếu không đủ → ghi</w:t>
-      </w:r>
-      <w:r>
-        <w:t xml:space="preserve"> </w:t>
-      </w:r>
-      <w:r>
-        <w:t xml:space="preserve">“</w:t>
-      </w:r>
-      <w:r>
-        <w:t xml:space="preserve">n.a.</w:t>
-      </w:r>
-      <w:r>
-        <w:t xml:space="preserve">”</w:t>
-      </w:r>
-      <w:r>
-        <w:t xml:space="preserve"> </w:t>
-      </w:r>
-      <w:r>
-        <w:t xml:space="preserve">(không áp dụng). Các nguyên tắc này bảo đảm tính so sánh xuyên quốc gia và xuyên thời gian của 47 nền kinh tế trong pool 101.185 doanh nghiệp (cited World Bank, 2025, Hệ thống phân loại quốc gia FY26 + n.d., Tài liệu tóm tắt chỉ số Enterprise Surveys; file 04 v2.5).</w:t>
       </w:r>
     </w:p>
     <w:bookmarkEnd w:id="32"/>
@@ -2877,7 +2877,7 @@
         <w:t xml:space="preserve"> </w:t>
       </w:r>
       <w:r>
-        <w:t xml:space="preserve">(innovation-driven so với resource-driven), phát hiện lý thuyết MỚI chưa có trong các nghiên cứu hiện hành (kể cả Đỗ &amp; Phan, 2026, VEFR vốn chỉ tập trung emerging Asia). Tỷ số phân tán Singapore (1,03) so với Vùng Vịnh (0,49) ≈</w:t>
+        <w:t xml:space="preserve">(innovation-driven so với resource-driven), phát hiện lý thuyết mới chưa có trong các nghiên cứu hiện hành (kể cả Đỗ &amp; Phan, 2026, VEFR vốn chỉ tập trung emerging Asia). Tỷ số phân tán Singapore (1,03) so với Vùng Vịnh (0,49) ≈</w:t>
       </w:r>
       <w:r>
         <w:t xml:space="preserve"> </w:t>
@@ -2893,7 +2893,7 @@
         <w:t xml:space="preserve"> </w:t>
       </w:r>
       <w:r>
-        <w:t xml:space="preserve">(xem §5.2 + Hình 4.1).</w:t>
+        <w:t xml:space="preserve">(xem §2.3.2.2 + Hình 4.1).</w:t>
       </w:r>
     </w:p>
     <w:p>
@@ -2914,7 +2914,7 @@
         <w:t xml:space="preserve"> </w:t>
       </w:r>
       <w:r>
-        <w:t xml:space="preserve">ở Frontier và Emerging châu Á 2018–2025, mở rộng pattern hiệu ứng thay thế số cho thể chế (digital shield effect) từ 17 nước (Đỗ &amp; Phan, 2026, VEFR) lên 47 nước (xem §4.4 và §4.6). Phân tách hai tầng (Tier) đo lường:</w:t>
+        <w:t xml:space="preserve">ở Frontier và Emerging châu Á 2018–2025, mở rộng pattern hiệu ứng thay thế số cho thể chế (digital shield effect) từ 17 nước (Đỗ &amp; Phan, 2026, VEFR) lên 47 nước (xem §2.3.1.4 và §2.3.1.6). Phân tách hai tầng (Tier) đo lường:</w:t>
       </w:r>
       <w:r>
         <w:t xml:space="preserve"> </w:t>
@@ -3006,7 +3006,7 @@
         <w:t xml:space="preserve">”</w:t>
       </w:r>
       <w:r>
-        <w:t xml:space="preserve">. Kiểm định loại trừ ICT (ICT exclusion test) ở §4.4.5 file 15 xác nhận đây là biểu hiện giả tạo: khi loại bỏ doanh nghiệp ICT khỏi Advanced phân nhóm đổi mới sáng tạo dẫn dắt, hệ số âm biến mất → biến website không còn</w:t>
+        <w:t xml:space="preserve">. Kiểm định loại trừ ICT (ICT exclusion test) ở §2.3.1.4.5 mục §2.3.1 chuyên đề xác nhận đây là biểu hiện giả tạo: khi loại bỏ doanh nghiệp ICT khỏi Advanced phân nhóm đổi mới sáng tạo dẫn dắt, hệ số âm biến mất → biến website không còn</w:t>
       </w:r>
       <w:r>
         <w:t xml:space="preserve"> </w:t>
@@ -3040,7 +3040,7 @@
         <w:t xml:space="preserve">Bằng chứng cho khung lý thuyết phi tuyến + điều tiết đa tầng</w:t>
       </w:r>
       <w:r>
-        <w:t xml:space="preserve">: bốn lần đảo dấu xuyên phân nhóm con thể chế (xem §6 và Hình 6.1) là cơ sở thực tiễn cho</w:t>
+        <w:t xml:space="preserve">: bốn lần đảo dấu xuyên phân nhóm con thể chế (xem §2.3.3 và Hình 6.1) là cơ sở thực tiễn cho</w:t>
       </w:r>
       <w:r>
         <w:t xml:space="preserve"> </w:t>
@@ -3144,7 +3144,7 @@
         <w:t xml:space="preserve"> </w:t>
       </w:r>
       <w:r>
-        <w:t xml:space="preserve">(thực thi thực tế), gợi ý rằng các điểm chuyển dấu cross-regime không thể chỉ giải thích bằng điểm số WGI hay khoảng cách thể chế tổng hợp; cần phân biệt formal rules và implementation capacity, đặc biệt cho Việt Nam, Trung Quốc, Indonesia, Mongolia có gap de jure–de facto lớn (xem §6 và §7.3.3).</w:t>
+        <w:t xml:space="preserve">(thực thi thực tế), gợi ý rằng các điểm chuyển dấu cross-regime không thể chỉ giải thích bằng điểm số WGI hay khoảng cách thể chế tổng hợp; cần phân biệt formal rules và implementation capacity, đặc biệt cho Việt Nam, Trung Quốc, Indonesia, Mongolia có gap de jure–de facto lớn (xem §2.3.3 và §2.4.3.3).</w:t>
       </w:r>
       <w:r>
         <w:t xml:space="preserve"> </w:t>
@@ -3222,7 +3222,7 @@
         <w:t xml:space="preserve">industry × institutional dynamism interaction effect</w:t>
       </w:r>
       <w:r>
-        <w:t xml:space="preserve">) và cho biểu đồ Bảng 4.8.1 dynamism profile theo Kafouros (xem §4.8 file 15).</w:t>
+        <w:t xml:space="preserve">) và cho biểu đồ Bảng 4.8.1 dynamism profile theo Kafouros (xem §2.3.1.8 mục §2.3.1 chuyên đề).</w:t>
       </w:r>
     </w:p>
     <w:p>
@@ -3275,7 +3275,7 @@
         <w:t xml:space="preserve"> </w:t>
       </w:r>
       <w:r>
-        <w:t xml:space="preserve">(Briguglio, 1995; Bertram, 2006), bằng chứng firm-level đầu tiên trong các nghiên cứu IB cho hiện tượng này (xem §5.7). Kiribati 2025 là extreme nhất với FSTS 1,03%, FDI 0,7%, website 18,7%.</w:t>
+        <w:t xml:space="preserve">(Briguglio, 1995; Bertram, 2006), bằng chứng firm-level đầu tiên trong các nghiên cứu IB cho hiện tượng này (xem §2.3.2.7). Kiribati 2025 là extreme nhất với FSTS 1,03%, FDI 0,7%, website 18,7%.</w:t>
       </w:r>
       <w:r>
         <w:t xml:space="preserve"> </w:t>
@@ -3309,7 +3309,7 @@
         <w:pStyle w:val="FirstParagraph"/>
       </w:pPr>
       <w:r>
-        <w:t xml:space="preserve">Chuyên đề gồm bảy chương: Ch.1 Giới thiệu; Ch.2 Cơ sở lý luận; Ch.3 Khung phân loại 6 phân nhóm con ICRV; Ch.4 Thực trạng từ WBES (10 mục §4.1-§4.10); Ch.5 Bảy tiểu cảnh điển hình (6 châu Á + 1 SIDS boundary case); Ch.6 Yếu tố giải thích sơ bộ; Ch.7 Khoảng trống thực tiễn và kết luận.</w:t>
+        <w:t xml:space="preserve">Phần 2 (Nội dung chuyên đề) gồm bốn mục theo chuẩn QĐ 1799/QĐ-ĐHCT: §2.1 Đặt vấn đề (giới thiệu, mục tiêu, nội dung, giới hạn, ý nghĩa); §2.2 Phương pháp nghiên cứu (cơ sở lý luận về hiệu quả hoạt động kinh doanh, khung phân loại 6 sub-regime ICRV, nguồn dữ liệu WBES và phương pháp mô tả-chẩn đoán); §2.3 Kết quả và thảo luận (thực trạng tổng thể 47 nền kinh tế châu Á 2009-2025 qua 10 chỉ báo §2.3.1.1-§2.3.1.10; bảy tiểu cảnh điển hình §2.3.2 gồm 6 quốc gia châu Á chính + 1 SIDS boundary case; các yếu tố giải thích sơ bộ §2.3.3); §2.4 Kết luận và đề xuất (khoảng trống nghiên cứu thực tiễn, kết luận chính, hàm ý cho luận án và Chuyên đề 2, hạn chế và kế hoạch hoàn thiện).</w:t>
       </w:r>
     </w:p>
     <w:p>
@@ -3379,7 +3379,7 @@
         <w:t xml:space="preserve"> </w:t>
       </w:r>
       <w:r>
-        <w:t xml:space="preserve">vào §4.4 file 15 làm mờ ranh giới giữa hai loại điều tiết thể chế: (i) thể chế</w:t>
+        <w:t xml:space="preserve">vào §2.3.1.4 mục §2.3.1 chuyên đề làm mờ ranh giới giữa hai loại điều tiết thể chế: (i) thể chế</w:t>
       </w:r>
       <w:r>
         <w:t xml:space="preserve"> </w:t>
@@ -3442,7 +3442,7 @@
         <w:t xml:space="preserve"> </w:t>
       </w:r>
       <w:r>
-        <w:t xml:space="preserve">(theoretical foundation cho Chương 4–5 file 15/16 + CĐ2 H6):</w:t>
+        <w:t xml:space="preserve">(theoretical foundation cho Chương 4–5 mục §2.3.1 chuyên đề/16 + CĐ2 H6):</w:t>
       </w:r>
     </w:p>
     <w:p>
@@ -4013,7 +4013,7 @@
           <w:bCs/>
           <w:b/>
         </w:rPr>
-        <w:t xml:space="preserve">§5.2 (Singapore archetype)</w:t>
+        <w:t xml:space="preserve">§2.3.2.2 (Singapore archetype)</w:t>
       </w:r>
       <w:r>
         <w:t xml:space="preserve"> </w:t>
@@ -4029,13 +4029,13 @@
           <w:bCs/>
           <w:b/>
         </w:rPr>
-        <w:t xml:space="preserve">§5.7 (Pacific and Indian Ocean SIDS case)</w:t>
-      </w:r>
-      <w:r>
-        <w:t xml:space="preserve"> </w:t>
-      </w:r>
-      <w:r>
-        <w:t xml:space="preserve">trong file 16;</w:t>
+        <w:t xml:space="preserve">§2.3.2.7 (Pacific and Indian Ocean SIDS case)</w:t>
+      </w:r>
+      <w:r>
+        <w:t xml:space="preserve"> </w:t>
+      </w:r>
+      <w:r>
+        <w:t xml:space="preserve">trong mục §2.3.2–§2.4 chuyên đề;</w:t>
       </w:r>
       <w:r>
         <w:t xml:space="preserve"> </w:t>
@@ -4632,7 +4632,7 @@
         <w:t xml:space="preserve">Mô hình Năng lực số phụ thuộc bối cảnh (Context-Contingent Digital Capability Model, CDCM)</w:t>
       </w:r>
       <w:r>
-        <w:t xml:space="preserve">, đóng góp lý thuyết MỚI hợp nhất hai tuyến phân tích quốc gia.</w:t>
+        <w:t xml:space="preserve">, đóng góp lý thuyết mới hợp nhất hai tuyến phân tích quốc gia.</w:t>
       </w:r>
       <w:r>
         <w:t xml:space="preserve"> </w:t>
@@ -4888,7 +4888,7 @@
         <w:t xml:space="preserve"> </w:t>
       </w:r>
       <w:r>
-        <w:t xml:space="preserve">(Tier 1-only website, full pool 2009-2025): expected hệ số DAI âm hoặc null ở Advanced phân nhóm innovation-driven do bão hòa Tier 1 (xem §1.5 contribution #3 + §4.4.5 ICT exclusion test file 15);</w:t>
+        <w:t xml:space="preserve">(Tier 1-only website, full pool 2009-2025): expected hệ số DAI âm hoặc null ở Advanced phân nhóm innovation-driven do bão hòa Tier 1 (xem §1.5 contribution #3 + §2.3.1.4.5 ICT exclusion test mục §2.3.1 chuyên đề);</w:t>
       </w:r>
       <w:r>
         <w:t xml:space="preserve"> </w:t>
@@ -5239,7 +5239,7 @@
     </w:p>
     <w:bookmarkEnd w:id="40"/>
     <w:bookmarkEnd w:id="41"/>
-    <w:bookmarkStart w:id="97" w:name="kết-quả-và-thảo-luận"/>
+    <w:bookmarkStart w:id="93" w:name="kết-quả-và-thảo-luận"/>
     <w:p>
       <w:pPr>
         <w:pStyle w:val="Heading3"/>
@@ -5248,7 +5248,7 @@
         <w:t xml:space="preserve">2.3 Kết quả và thảo luận</w:t>
       </w:r>
     </w:p>
-    <w:bookmarkStart w:id="55" w:name="Xa84786746cd8ccb733bfe9392856c0a0831b320"/>
+    <w:bookmarkStart w:id="77" w:name="Xa84786746cd8ccb733bfe9392856c0a0831b320"/>
     <w:p>
       <w:pPr>
         <w:pStyle w:val="Heading4"/>
@@ -7028,14 +7028,13 @@
       </w:r>
     </w:p>
     <w:bookmarkEnd w:id="54"/>
-    <w:bookmarkEnd w:id="55"/>
-    <w:bookmarkStart w:id="56" w:name="Xfa0108040495fc910da2f989f9c46818846f5fb"/>
-    <w:p>
-      <w:pPr>
-        <w:pStyle w:val="Heading4"/>
-      </w:pPr>
-      <w:r>
-        <w:t xml:space="preserve">4.4.0 Khung 5 lĩnh vực chỉ số WBES — định vị §4.4 trong tổng thể</w:t>
+    <w:bookmarkStart w:id="55" w:name="X8666dd8f0f3c1c92c67df5477ad8df09b427492"/>
+    <w:p>
+      <w:pPr>
+        <w:pStyle w:val="Heading5"/>
+      </w:pPr>
+      <w:r>
+        <w:t xml:space="preserve">2.3.1.4.0 Khung 5 lĩnh vực chỉ số WBES — định vị §2.3.1.4 trong tổng thể</w:t>
       </w:r>
     </w:p>
     <w:p>
@@ -7087,7 +7086,7 @@
         <w:t xml:space="preserve">5 lĩnh vực chính thức (5 indicator domains)</w:t>
       </w:r>
       <w:r>
-        <w:t xml:space="preserve">. Đây là khung phân tích chuẩn của World Bank được dùng nhất quán xuyên các báo cáo WBES châu Á và châu lục khác. Bảng dưới định vị §4.4 hiện tại trong tổng thể 5 lĩnh vực:</w:t>
+        <w:t xml:space="preserve">. Đây là khung phân tích chuẩn của World Bank được dùng nhất quán xuyên các báo cáo WBES châu Á và châu lục khác. Bảng dưới định vị §2.3.1.4 hiện tại trong tổng thể 5 lĩnh vực:</w:t>
       </w:r>
     </w:p>
     <w:p>
@@ -7112,7 +7111,7 @@
           <w:iCs/>
           <w:i/>
         </w:rPr>
-        <w:t xml:space="preserve">Khung 5 lĩnh vực chỉ số WBES, định vị phạm vi đo lường của §4.4.</w:t>
+        <w:t xml:space="preserve">Khung 5 lĩnh vực chỉ số WBES, định vị phạm vi đo lường của §2.3.1.4.</w:t>
       </w:r>
     </w:p>
     <w:tbl>
@@ -7333,7 +7332,7 @@
               <w:jc w:val="left"/>
             </w:pPr>
             <w:r>
-              <w:t xml:space="preserve">(gợi ý CĐ2 — link §4.5.5 rào cản #1)</w:t>
+              <w:t xml:space="preserve">(gợi ý CĐ2 — link §2.3.1.5.5 rào cản #1)</w:t>
             </w:r>
           </w:p>
         </w:tc>
@@ -7412,7 +7411,7 @@
                 <w:bCs/>
                 <w:b/>
               </w:rPr>
-              <w:t xml:space="preserve">§4.4 đo gián tiếp qua quy trình mới</w:t>
+              <w:t xml:space="preserve">§2.3.1.4 đo gián tiếp qua quy trình mới</w:t>
             </w:r>
             <w:r>
               <w:t xml:space="preserve">;</w:t>
@@ -7425,7 +7424,7 @@
                 <w:bCs/>
                 <w:b/>
               </w:rPr>
-              <w:t xml:space="preserve">§4.5.5 rào cản #4 đo trực tiếp</w:t>
+              <w:t xml:space="preserve">§2.3.1.5.5 rào cản #4 đo trực tiếp</w:t>
             </w:r>
           </w:p>
         </w:tc>
@@ -7506,7 +7505,7 @@
               <w:jc w:val="left"/>
             </w:pPr>
             <w:r>
-              <w:t xml:space="preserve">(FSTS đã đo §4.3); cạnh tranh phi chính thức ở §4.5.5 #3</w:t>
+              <w:t xml:space="preserve">(FSTS đã đo §2.3.1.3); cạnh tranh phi chính thức ở §2.3.1.5.5 #3</w:t>
             </w:r>
           </w:p>
         </w:tc>
@@ -7596,7 +7595,7 @@
               <w:jc w:val="left"/>
             </w:pPr>
             <w:r>
-              <w:t xml:space="preserve">(phân biệt rõ trong §4.7.5)</w:t>
+              <w:t xml:space="preserve">(phân biệt rõ trong §2.3.1.7.5)</w:t>
             </w:r>
           </w:p>
         </w:tc>
@@ -7632,7 +7631,7 @@
           <w:bCs/>
           <w:b/>
         </w:rPr>
-        <w:t xml:space="preserve">Phạm vi đo lường của §4.4</w:t>
+        <w:t xml:space="preserve">Phạm vi đo lường của §2.3.1.4</w:t>
       </w:r>
       <w:r>
         <w:t xml:space="preserve"> </w:t>
@@ -7693,7 +7692,7 @@
         <w:t xml:space="preserve"> </w:t>
       </w:r>
       <w:r>
-        <w:t xml:space="preserve">qua bảng kết quả mức độ chi tiết quốc gia (§4.10) hoặc rào cản hàng đầu (§4.5.5), nhưng chưa được phân tích sâu. Đây là</w:t>
+        <w:t xml:space="preserve">qua bảng kết quả mức độ chi tiết quốc gia (§2.3.1.10) hoặc rào cản hàng đầu (§2.3.1.5.5), nhưng chưa được phân tích sâu. Đây là</w:t>
       </w:r>
       <w:r>
         <w:t xml:space="preserve"> </w:t>
@@ -7709,7 +7708,7 @@
         <w:t xml:space="preserve"> </w:t>
       </w:r>
       <w:r>
-        <w:t xml:space="preserve">với 5 control variables mới (xem §4.5.5 hàm ý CĐ2).</w:t>
+        <w:t xml:space="preserve">với 5 control variables mới (xem §2.3.1.5.5 hàm ý CĐ2).</w:t>
       </w:r>
     </w:p>
     <w:p>
@@ -8244,14 +8243,14 @@
         <w:t xml:space="preserve">; phân tách rõ Năng lực công nghệ (TCI) so với Năng lực số (DAI), kế thừa Đỗ &amp; Phan (2026, VEFR).</w:t>
       </w:r>
     </w:p>
-    <w:bookmarkEnd w:id="56"/>
-    <w:bookmarkStart w:id="57" w:name="X3d285362798247fb6677c6c4e1561f49678ad58"/>
-    <w:p>
-      <w:pPr>
-        <w:pStyle w:val="Heading4"/>
-      </w:pPr>
-      <w:r>
-        <w:t xml:space="preserve">4.4.5 Tái định hình</w:t>
+    <w:bookmarkEnd w:id="55"/>
+    <w:bookmarkStart w:id="56" w:name="X3d285362798247fb6677c6c4e1561f49678ad58"/>
+    <w:p>
+      <w:pPr>
+        <w:pStyle w:val="Heading5"/>
+      </w:pPr>
+      <w:r>
+        <w:t xml:space="preserve">2.3.1.4.5 Tái định hình</w:t>
       </w:r>
       <w:r>
         <w:t xml:space="preserve"> </w:t>
@@ -8450,7 +8449,7 @@
           <w:bCs/>
           <w:b/>
         </w:rPr>
-        <w:t xml:space="preserve">ICT exclusion test (promoted từ §4.8 I2 lên thân Chương 4)</w:t>
+        <w:t xml:space="preserve">ICT exclusion test (promoted từ §2.3.1.8 I2 lên thân Chương 4)</w:t>
       </w:r>
       <w:r>
         <w:t xml:space="preserve">: Khi loại bỏ ICT firms (mã ISIC J 58–63) khỏi Advanced phân nhóm innovation-driven, hệ số âm DAI (-0,129)</w:t>
@@ -8638,14 +8637,14 @@
         <w:t xml:space="preserve">(business models reshaped, kế thừa Banalieva &amp; Dhanaraj, 2019 layered framework).</w:t>
       </w:r>
     </w:p>
-    <w:bookmarkEnd w:id="57"/>
-    <w:bookmarkStart w:id="62" w:name="X38a0a6c6411b5adcdadbe8a42712fac8d35d825"/>
-    <w:p>
-      <w:pPr>
-        <w:pStyle w:val="Heading4"/>
-      </w:pPr>
-      <w:r>
-        <w:t xml:space="preserve">4.4.5.1 Đối chiếu DAI xuyên quốc gia — Singapore (Tier 1+2) vs Việt Nam (Tier 1 only)</w:t>
+    <w:bookmarkEnd w:id="56"/>
+    <w:bookmarkStart w:id="57" w:name="X38a0a6c6411b5adcdadbe8a42712fac8d35d825"/>
+    <w:p>
+      <w:pPr>
+        <w:pStyle w:val="Heading5"/>
+      </w:pPr>
+      <w:r>
+        <w:t xml:space="preserve">2.3.1.4.5.1 Đối chiếu DAI xuyên quốc gia — Singapore (Tier 1+2) vs Việt Nam (Tier 1 only)</w:t>
       </w:r>
     </w:p>
     <w:p>
@@ -8660,7 +8659,7 @@
         <w:t xml:space="preserve">Bằng chứng nền tảng</w:t>
       </w:r>
       <w:r>
-        <w:t xml:space="preserve">: §2.7 file 14 (Khung 4-Tier Verhoef + CDCM); phân tích Singapore; phân tích Việt Nam.</w:t>
+        <w:t xml:space="preserve">: §2.7 mục §2.1–§2.2 chuyên đề (Khung 4-Tier Verhoef + CDCM); phân tích Singapore; phân tích Việt Nam.</w:t>
       </w:r>
     </w:p>
     <w:p>
@@ -9102,7 +9101,7 @@
           <w:iCs/>
           <w:i/>
         </w:rPr>
-        <w:t xml:space="preserve">Ghi chú cỡ mẫu: Việt Nam n=2.958 là mẫu phụ đủ biến hồi quy (complete-case), nhỏ hơn tổng n=3.077 doanh nghiệp Việt Nam trong pool (chênh 119 doanh nghiệp, 3,9%) do dữ liệu khuyết ở một số biến giải thích, xem ghi chú đối chiếu cỡ mẫu tại §5.3 file 16.</w:t>
+        <w:t xml:space="preserve">Ghi chú cỡ mẫu: Việt Nam n=2.958 là mẫu phụ đủ biến hồi quy (complete-case), nhỏ hơn tổng n=3.077 doanh nghiệp Việt Nam trong pool (chênh 119 doanh nghiệp, 3,9%) do dữ liệu khuyết ở một số biến giải thích, xem ghi chú đối chiếu cỡ mẫu tại §2.3.2.3 mục §2.3.2–§2.4 chuyên đề.</w:t>
       </w:r>
     </w:p>
     <w:p>
@@ -9114,7 +9113,7 @@
           <w:bCs/>
           <w:b/>
         </w:rPr>
-        <w:t xml:space="preserve">Hàm ý cho lập luận §4.4.5 hiện hành</w:t>
+        <w:t xml:space="preserve">Hàm ý cho lập luận §2.3.1.4.5 hiện hành</w:t>
       </w:r>
       <w:r>
         <w:t xml:space="preserve">: Hệ số âm DAI ở Advanced trong Spec 1 (-0,129) không chỉ là</w:t>
@@ -9133,7 +9132,7 @@
         <w:t xml:space="preserve"> </w:t>
       </w:r>
       <w:r>
-        <w:t xml:space="preserve">(đã lập luận ở §4.4.5) mà còn phản ánh</w:t>
+        <w:t xml:space="preserve">(đã lập luận ở §2.3.1.4.5) mà còn phản ánh</w:t>
       </w:r>
       <w:r>
         <w:t xml:space="preserve"> </w:t>
@@ -9174,9 +9173,10 @@
         <w:t xml:space="preserve">(robustness check #10)</w:t>
       </w:r>
       <w:r>
-        <w:t xml:space="preserve">: Cross-validation construct boundary: chạy Spec 2 chỉ ở 41 nước có đủ Tier 1+2 data (BREADY+ wave); confirm rằng pattern Singapore-style (DAI × FSTS² dương) emerges khi có composite digital adoption metric. Nếu confirm → đóng góp lý thuyết mạnh cho CDCM (Đỗ &amp; Phan, 2026 mở rộng từ APJM sang luận án). Nếu không confirm → cần Tier 3 (ERP/CRM) hoặc Tier 4 (AI) để nắm cơ chế thực sự, hàm ý cho data collection tương lai (limitations §7.3.4 file 16).</w:t>
-      </w:r>
-    </w:p>
+        <w:t xml:space="preserve">: Cross-validation construct boundary: chạy Spec 2 chỉ ở 41 nước có đủ Tier 1+2 data (BREADY+ wave); confirm rằng pattern Singapore-style (DAI × FSTS² dương) emerges khi có composite digital adoption metric. Nếu confirm → đóng góp lý thuyết mạnh cho CDCM (Đỗ &amp; Phan, 2026 mở rộng từ APJM sang luận án). Nếu không confirm → cần Tier 3 (ERP/CRM) hoặc Tier 4 (AI) để nắm cơ chế thực sự, hàm ý cho data collection tương lai (limitations §2.4.3.4 mục §2.3.2–§2.4 chuyên đề).</w:t>
+      </w:r>
+    </w:p>
+    <w:bookmarkEnd w:id="57"/>
     <w:bookmarkStart w:id="61" w:name="thực-trạng-cấu-trúc-doanh-nghiệp"/>
     <w:p>
       <w:pPr>
@@ -9663,14 +9663,13 @@
       </w:r>
     </w:p>
     <w:bookmarkEnd w:id="61"/>
-    <w:bookmarkEnd w:id="62"/>
-    <w:bookmarkStart w:id="63" w:name="X59024c0b6ba75f32b72136ec1a93cd061cbee07"/>
-    <w:p>
-      <w:pPr>
-        <w:pStyle w:val="Heading4"/>
-      </w:pPr>
-      <w:r>
-        <w:t xml:space="preserve">4.5.5 Bốn rào cản hàng đầu của khu vực tư nhân Á-Thái — bằng chứng từ WBES</w:t>
+    <w:bookmarkStart w:id="62" w:name="X59024c0b6ba75f32b72136ec1a93cd061cbee07"/>
+    <w:p>
+      <w:pPr>
+        <w:pStyle w:val="Heading5"/>
+      </w:pPr>
+      <w:r>
+        <w:t xml:space="preserve">2.3.1.5.5 Bốn rào cản hàng đầu của khu vực tư nhân Á-Thái — bằng chứng từ WBES</w:t>
       </w:r>
     </w:p>
     <w:p>
@@ -9741,7 +9740,7 @@
         <w:t xml:space="preserve"> </w:t>
       </w:r>
       <w:r>
-        <w:t xml:space="preserve">(structural framework) bổ sung cho 5 lĩnh vực chỉ số WBES được phân tích trong §4.4 (đổi mới + năng lực số) và §4.5 (cấu trúc doanh nghiệp). Bảng phân tầng theo 4 phân nhóm con thể chế:</w:t>
+        <w:t xml:space="preserve">(structural framework) bổ sung cho 5 lĩnh vực chỉ số WBES được phân tích trong §2.3.1.4 (đổi mới + năng lực số) và §2.3.1.5 (cấu trúc doanh nghiệp). Bảng phân tầng theo 4 phân nhóm con thể chế:</w:t>
       </w:r>
     </w:p>
     <w:p>
@@ -10371,7 +10370,7 @@
         <w:t xml:space="preserve"> </w:t>
       </w:r>
       <w:r>
-        <w:t xml:space="preserve">của Khanna &amp; Palepu (2010): các thị trường đang phát triển có hệ thống tài chính kém phát triển → doanh nghiệp khó tiếp cận tín dụng chính thức. Liên kết với §4.4</w:t>
+        <w:t xml:space="preserve">của Khanna &amp; Palepu (2010): các thị trường đang phát triển có hệ thống tài chính kém phát triển → doanh nghiệp khó tiếp cận tín dụng chính thức. Liên kết với §2.3.1.4</w:t>
       </w:r>
       <w:r>
         <w:t xml:space="preserve"> </w:t>
@@ -10468,7 +10467,7 @@
         <w:t xml:space="preserve"> </w:t>
       </w:r>
       <w:r>
-        <w:t xml:space="preserve">ở Frontier và Emerging Á-Thái có thể lên 30–40% GDP (La Porta &amp; Shleifer, 2014). Giả thuyết: cạnh tranh phi chính thức làm giảm động lực đầu tư R&amp;D và ISO chứng chỉ, liên kết §4.4</w:t>
+        <w:t xml:space="preserve">ở Frontier và Emerging Á-Thái có thể lên 30–40% GDP (La Porta &amp; Shleifer, 2014). Giả thuyết: cạnh tranh phi chính thức làm giảm động lực đầu tư R&amp;D và ISO chứng chỉ, liên kết §2.3.1.4</w:t>
       </w:r>
       <w:r>
         <w:t xml:space="preserve"> </w:t>
@@ -10499,7 +10498,7 @@
         <w:t xml:space="preserve">Rào cản 4, Nguồn cung điện không đáng tin cậy</w:t>
       </w:r>
       <w:r>
-        <w:t xml:space="preserve">: Đặc biệt nghiêm trọng cho SIDS Pacific và Frontier (e.g., Bangladesh, Pakistan power outages &gt; 10 hours/tháng theo WBES). Trực tiếp giảm năng suất lao động (Banerjee &amp; Duflo, 2014), liên kết §4.2</w:t>
+        <w:t xml:space="preserve">: Đặc biệt nghiêm trọng cho SIDS Pacific và Frontier (e.g., Bangladesh, Pakistan power outages &gt; 10 hours/tháng theo WBES). Trực tiếp giảm năng suất lao động (Banerjee &amp; Duflo, 2014), liên kết §2.3.1.2</w:t>
       </w:r>
       <w:r>
         <w:t xml:space="preserve"> </w:t>
@@ -10648,7 +10647,7 @@
         <w:t xml:space="preserve"> </w:t>
       </w:r>
       <w:r>
-        <w:t xml:space="preserve">từ question c30 (ngày/tháng mất điện). Cộng với khung industry FE (§4.8) và phân nhóm con thể chế (Chương 3 file 14), CĐ2 sẽ có</w:t>
+        <w:t xml:space="preserve">từ question c30 (ngày/tháng mất điện). Cộng với khung industry FE (§2.3.1.8) và phân nhóm con thể chế (Chương 3 mục §2.1–§2.2 chuyên đề), CĐ2 sẽ có</w:t>
       </w:r>
       <w:r>
         <w:t xml:space="preserve"> </w:t>
@@ -10661,17 +10660,17 @@
         <w:t xml:space="preserve">specification đầy đủ 5 lĩnh vực WBES</w:t>
       </w:r>
       <w:r>
-        <w:t xml:space="preserve">, không chỉ 2 lĩnh vực (đổi mới + năng lực số) như §4.4 hiện đang phân tích.</w:t>
-      </w:r>
-    </w:p>
-    <w:bookmarkEnd w:id="63"/>
-    <w:bookmarkStart w:id="72" w:name="X139dc698771487ae151b0ada3bdbb2cf58e2e95"/>
-    <w:p>
-      <w:pPr>
-        <w:pStyle w:val="Heading4"/>
-      </w:pPr>
-      <w:r>
-        <w:t xml:space="preserve">4.5.6 Giới tính quản lý cấp cao và sở hữu — bằng chứng từ WBES pool</w:t>
+        <w:t xml:space="preserve">, không chỉ 2 lĩnh vực (đổi mới + năng lực số) như §2.3.1.4 hiện đang phân tích.</w:t>
+      </w:r>
+    </w:p>
+    <w:bookmarkEnd w:id="62"/>
+    <w:bookmarkStart w:id="63" w:name="X139dc698771487ae151b0ada3bdbb2cf58e2e95"/>
+    <w:p>
+      <w:pPr>
+        <w:pStyle w:val="Heading5"/>
+      </w:pPr>
+      <w:r>
+        <w:t xml:space="preserve">2.3.1.5.6 Giới tính quản lý cấp cao và sở hữu — bằng chứng từ WBES pool</w:t>
       </w:r>
     </w:p>
     <w:p>
@@ -11037,7 +11036,7 @@
               <w:jc w:val="left"/>
             </w:pPr>
             <w:r>
-              <w:t xml:space="preserve">EAP trung bình 33,4% (dẫn đầu toàn cầu — xem §6.1)</w:t>
+              <w:t xml:space="preserve">EAP trung bình 33,4% (dẫn đầu toàn cầu — xem §2.3.3.1)</w:t>
             </w:r>
           </w:p>
         </w:tc>
@@ -11189,7 +11188,7 @@
           <w:iCs/>
           <w:i/>
         </w:rPr>
-        <w:t xml:space="preserve">gốc khi hoàn thiện. Bảng 6.1.1 (file 16 §6.1) cung cấp số liệu chính xác theo vùng WB.</w:t>
+        <w:t xml:space="preserve">gốc khi hoàn thiện. Bảng 6.1.1 (mục §2.3.2–§2.4 chuyên đề §2.3.3.1) cung cấp số liệu chính xác theo vùng WB.</w:t>
       </w:r>
     </w:p>
     <w:p>
@@ -11349,6 +11348,7 @@
         <w:t xml:space="preserve">). Carboni et al. framework gợi ý: tác động female top manager lên firm performance không phải tuyến tính mà phụ thuộc vào (a) mức độ số hóa (DAI), technology complement gender diversity; (b) ICRV regime, thể chế mạnh khuếch đại tác động gender diversity; (c) ngành, tech-dynamic industries có ROI cao hơn từ gender diverse leadership.</w:t>
       </w:r>
     </w:p>
+    <w:bookmarkEnd w:id="63"/>
     <w:bookmarkStart w:id="70" w:name="bức-tranh-thay-đổi-theo-thời-gian"/>
     <w:p>
       <w:pPr>
@@ -12031,7 +12031,7 @@
         <w:pStyle w:val="FirstParagraph"/>
       </w:pPr>
       <w:r>
-        <w:t xml:space="preserve">Chương 4 cung cấp bức tranh thực trạng đa chiều dựa trên</w:t>
+        <w:t xml:space="preserve">Mục §2.3 cung cấp bức tranh thực trạng đa chiều dựa trên</w:t>
       </w:r>
       <w:r>
         <w:t xml:space="preserve"> </w:t>
@@ -12172,7 +12172,7 @@
           <w:iCs/>
           <w:i/>
         </w:rPr>
-        <w:t xml:space="preserve">(NEW D1, §4.9)</w:t>
+        <w:t xml:space="preserve">(NEW D1, §2.3.1.9)</w:t>
       </w:r>
       <w:r>
         <w:t xml:space="preserve">. FDI dẫn dắt SEA (VNM+IDN+PHL, FSTS 13,2%) ≠ dân số lớn (IND+LKA+JOR, FSTS 7,2%) ≠ tài nguyên (MNG, FSTS 5,0%). TCI ngược dấu:</w:t>
@@ -12451,7 +12451,7 @@
         <w:t xml:space="preserve"> </w:t>
       </w:r>
       <w:r>
-        <w:t xml:space="preserve">ở các nước tiên tiến, xem §4.4.5 ICT exclusion test.</w:t>
+        <w:t xml:space="preserve">ở các nước tiên tiến, xem §2.3.1.4.5 ICT exclusion test.</w:t>
       </w:r>
     </w:p>
     <w:p>
@@ -12539,7 +12539,7 @@
           <w:iCs/>
           <w:i/>
         </w:rPr>
-        <w:t xml:space="preserve">(NEW D3, §4.8)</w:t>
+        <w:t xml:space="preserve">(NEW D3, §2.3.1.8)</w:t>
       </w:r>
       <w:r>
         <w:t xml:space="preserve">. 9 ngành ISIC Rev. 4: Manufacturing-only subsample, ICT exclusion test, Construction subsample test Vùng Vịnh, Tourism/Hotels separation cho SIDS. 5 giả thuyết I1-I5.</w:t>
@@ -12823,7 +12823,7 @@
         <w:t xml:space="preserve"> </w:t>
       </w:r>
       <w:r>
-        <w:t xml:space="preserve">chứ không phải lựa chọn tối ưu. Cơ chế là tính dễ tổn thương cấu trúc của nền kinh tế đảo nhỏ (Briguglio, 1995) và mô hình MIRAB (Bertram, 2006), làm thất bại ba điều kiện cấu trúc của đường cong U (Bảng 2.6.1 file 14). Vận hành hóa: chỉ báo phân nhóm con SIDS và số hạng tương tác SIDS × FSTS. Bằng chứng CĐ1 (Mục 5.7): Kiribati 2025 với FSTS 1,03%, FDI 0,7%, website 18,7%, ISO 1,3% là trường hợp biên cực đoan nhất pool.</w:t>
+        <w:t xml:space="preserve">chứ không phải lựa chọn tối ưu. Cơ chế là tính dễ tổn thương cấu trúc của nền kinh tế đảo nhỏ (Briguglio, 1995) và mô hình MIRAB (Bertram, 2006), làm thất bại ba điều kiện cấu trúc của đường cong U (Bảng 2.6.1 mục §2.1–§2.2 chuyên đề). Vận hành hóa: chỉ báo phân nhóm con SIDS và số hạng tương tác SIDS × FSTS. Bằng chứng CĐ1 (Mục 5.7): Kiribati 2025 với FSTS 1,03%, FDI 0,7%, website 18,7%, ISO 1,3% là trường hợp biên cực đoan nhất pool.</w:t>
       </w:r>
     </w:p>
     <w:p>
@@ -12974,14 +12974,13 @@
       </w:r>
     </w:p>
     <w:bookmarkEnd w:id="71"/>
-    <w:bookmarkEnd w:id="72"/>
-    <w:bookmarkStart w:id="81" w:name="X34a9f8f22bd59439dbbb370c5527a9d482450a4"/>
-    <w:p>
-      <w:pPr>
-        <w:pStyle w:val="Heading4"/>
-      </w:pPr>
-      <w:r>
-        <w:t xml:space="preserve">4.7.5 Phân biệt 3 thuật ngữ tham nhũng trong WBES — Bribery vs Graft</w:t>
+    <w:bookmarkStart w:id="72" w:name="X34a9f8f22bd59439dbbb370c5527a9d482450a4"/>
+    <w:p>
+      <w:pPr>
+        <w:pStyle w:val="Heading5"/>
+      </w:pPr>
+      <w:r>
+        <w:t xml:space="preserve">2.3.1.7.5 Phân biệt 3 thuật ngữ tham nhũng trong WBES — Bribery vs Graft</w:t>
       </w:r>
     </w:p>
     <w:p>
@@ -13941,7 +13940,7 @@
           <w:bCs/>
           <w:b/>
         </w:rPr>
-        <w:t xml:space="preserve">(3) Liên kết với §4.5.5 rào cản #3</w:t>
+        <w:t xml:space="preserve">(3) Liên kết với §2.3.1.5.5 rào cản #3</w:t>
       </w:r>
       <w:r>
         <w:t xml:space="preserve"> </w:t>
@@ -14037,7 +14036,7 @@
           <w:bCs/>
           <w:b/>
         </w:rPr>
-        <w:t xml:space="preserve">(4) Liên kết với khung phân tích cấp ngành §4.8</w:t>
+        <w:t xml:space="preserve">(4) Liên kết với khung phân tích cấp ngành §2.3.1.8</w:t>
       </w:r>
       <w:r>
         <w:t xml:space="preserve">: ngành Xây dựng (cường độ hợp đồng cao, high contract intensity) thường có Bribery Depth cao do từng giao dịch công lớn; ngành Khai khoáng/Du lịch (tỷ trọng công ty đa quốc gia, high MNE share) có Bribery Incidence cao nhưng Depth thấp do</w:t>
@@ -14056,6 +14055,7 @@
         <w:t xml:space="preserve">.</w:t>
       </w:r>
     </w:p>
+    <w:bookmarkEnd w:id="72"/>
     <w:bookmarkStart w:id="73" w:name="X116b9dc63d324a4899d8e0a49782bce0c578162"/>
     <w:p>
       <w:pPr>
@@ -15162,7 +15162,7 @@
         <w:t xml:space="preserve">Hàm ý cho CĐ1 và CĐ2</w:t>
       </w:r>
       <w:r>
-        <w:t xml:space="preserve">: (a) hệ số âm DAI ở Advanced phân nhóm innovation-driven (-0,129 trong Spec 1, xem §4.4 và lập luận Tier-1 saturation) có thể bị nhiễu bởi ICT firms saturated; (b) Bảng 4.6 cho thấy Δ R&amp;D Emerging giảm -42,1 đpt, nếu phân tách high-tech vs low-tech Manufacturing, có thể thấy pattern khác biệt; (c)</w:t>
+        <w:t xml:space="preserve">: (a) hệ số âm DAI ở Advanced phân nhóm innovation-driven (-0,129 trong Spec 1, xem §2.3.1.4 và lập luận Tier-1 saturation) có thể bị nhiễu bởi ICT firms saturated; (b) Bảng 4.6 cho thấy Δ R&amp;D Emerging giảm -42,1 đpt, nếu phân tách high-tech vs low-tech Manufacturing, có thể thấy pattern khác biệt; (c)</w:t>
       </w:r>
       <w:r>
         <w:t xml:space="preserve"> </w:t>
@@ -15290,7 +15290,7 @@
         <w:pStyle w:val="Compact"/>
       </w:pPr>
       <w:r>
-        <w:t xml:space="preserve">ICT exclusion test cho DAI, đặc biệt liên quan việc tái định danh Tier-1 Digital Presence (§4.4.5).</w:t>
+        <w:t xml:space="preserve">ICT exclusion test cho DAI, đặc biệt liên quan việc tái định danh Tier-1 Digital Presence (§2.3.1.4.5).</w:t>
       </w:r>
       <w:r>
         <w:t xml:space="preserve"> </w:t>
@@ -16113,7 +16113,7 @@
         <w:t xml:space="preserve">(n=13.779)</w:t>
       </w:r>
       <w:r>
-        <w:t xml:space="preserve">: Ba nước cấu thành gồm Việt Nam (VNM, n=3.077, khớp với tổng doanh nghiệp Việt Nam trong pool ở Mục 5.3 file 16), Indonesia (IDN, n≈7.500) và Philippines (PHL, n≈3.200); tổng đối chiếu ≈ 13.777, sai số làm tròn so với 13.779. Chỉ con số Việt Nam là chính xác từ pool; n của IDN và PHL là ước tính phần dư (residual) và sẽ được chốt số chính xác trong gói tái lập của CĐ2. Lưu ý rằng số liệu hồi quy phụ của Việt Nam ở Bảng 6.1.2 (file 16) dùng mẫu phụ complete-case n=2.958, nhỏ hơn 3.077 ở đây vì ràng buộc đủ biến giải thích (xem ghi chú đối chiếu cỡ mẫu §5.3 file 16).</w:t>
+        <w:t xml:space="preserve">: Ba nước cấu thành gồm Việt Nam (VNM, n=3.077, khớp với tổng doanh nghiệp Việt Nam trong pool ở Mục 5.3 mục §2.3.2–§2.4 chuyên đề), Indonesia (IDN, n≈7.500) và Philippines (PHL, n≈3.200); tổng đối chiếu ≈ 13.777, sai số làm tròn so với 13.779. Chỉ con số Việt Nam là chính xác từ pool; n của IDN và PHL là ước tính phần dư (residual) và sẽ được chốt số chính xác trong gói tái lập của CĐ2. Lưu ý rằng số liệu hồi quy phụ của Việt Nam ở Bảng 6.1.2 (mục §2.3.2–§2.4 chuyên đề) dùng mẫu phụ complete-case n=2.958, nhỏ hơn 3.077 ở đây vì ràng buộc đủ biến giải thích (xem ghi chú đối chiếu cỡ mẫu §2.3.2.3 mục §2.3.2–§2.4 chuyên đề).</w:t>
       </w:r>
     </w:p>
     <w:p>
@@ -18046,7 +18046,7 @@
           <w:iCs/>
           <w:i/>
         </w:rPr>
-        <w:t xml:space="preserve">Ghi chú: ¹Nepal 2025 (NPL, n=1.740), schema BREADY chưa thống nhất nên các chỉ số FSTS, FDI, R&amp;D, Website và sd log để n/a và được loại khỏi mọi trung bình có trọng số của hàng tổng; do đó hàng tổng cột n_firms phản ánh đầy đủ 17.107 doanh nghiệp (khớp với Mục 1.1 file 14), trong khi các cột chỉ số trung bình được tính trên 13 nước có dữ liệu đầy đủ (n=15.367). ²Kiribati 2025: Lower Middle Income; viện trợ AUS/NZ ~30% GDP.</w:t>
+        <w:t xml:space="preserve">Ghi chú: ¹Nepal 2025 (NPL, n=1.740), schema BREADY chưa thống nhất nên các chỉ số FSTS, FDI, R&amp;D, Website và sd log để n/a và được loại khỏi mọi trung bình có trọng số của hàng tổng; do đó hàng tổng cột n_firms phản ánh đầy đủ 17.107 doanh nghiệp (khớp với Mục 1.1 mục §2.1–§2.2 chuyên đề), trong khi các cột chỉ số trung bình được tính trên 13 nước có dữ liệu đầy đủ (n=15.367). ²Kiribati 2025: Lower Middle Income; viện trợ AUS/NZ ~30% GDP.</w:t>
       </w:r>
     </w:p>
     <w:p>
@@ -18205,7 +18205,7 @@
           <w:iCs/>
           <w:i/>
         </w:rPr>
-        <w:t xml:space="preserve">(chi tiết §4.11)</w:t>
+        <w:t xml:space="preserve">(chi tiết §2.3.1.11)</w:t>
       </w:r>
       <w:r>
         <w:t xml:space="preserve">; (c) Advanced sub-grouping test 11 quốc gia; (d) SIDS digital leapfrog evidence cho H6, phân biệt</w:t>
@@ -18304,14 +18304,14 @@
           <w:iCs/>
           <w:i/>
         </w:rPr>
-        <w:t xml:space="preserve">(chi tiết §4.11)</w:t>
+        <w:t xml:space="preserve">(chi tiết §2.3.1.11)</w:t>
       </w:r>
       <w:r>
         <w:t xml:space="preserve">.</w:t>
       </w:r>
     </w:p>
     <w:bookmarkEnd w:id="75"/>
-    <w:bookmarkStart w:id="80" w:name="X064d699a5a1c4a05177a44dfa39cecfdbf09aba"/>
+    <w:bookmarkStart w:id="76" w:name="X064d699a5a1c4a05177a44dfa39cecfdbf09aba"/>
     <w:p>
       <w:pPr>
         <w:pStyle w:val="Heading5"/>
@@ -18338,7 +18338,7 @@
         <w:t xml:space="preserve">16,9% pool</w:t>
       </w:r>
       <w:r>
-        <w:t xml:space="preserve">) sử dụng schema mới BREADY khác bản hỏi cũ, gây cú sốc phi lý: IND FSTS rơi 7,7%→2,7% (xem §4.10), R&amp;D nhiều nước tăng vọt do</w:t>
+        <w:t xml:space="preserve">) sử dụng schema mới BREADY khác bản hỏi cũ, gây cú sốc phi lý: IND FSTS rơi 7,7%→2,7% (xem §2.3.1.10), R&amp;D nhiều nước tăng vọt do</w:t>
       </w:r>
       <w:r>
         <w:t xml:space="preserve"> </w:t>
@@ -18354,36 +18354,53 @@
         <w:t xml:space="preserve"> </w:t>
       </w:r>
       <w:r>
-        <w:t xml:space="preserve">chứ không phải thực tế. Như tác giả lưu ý trong ghi chú phân tích nội bộ (2026), đứt gãy schema BREADY 2025 đe dọa trực tiếp tính liên tục của phân tích chuỗi thời gian; mô hình kiểm tra điểm uốn có thể cho kết luận sai lệch nếu không được xử lý. Nghiên cứu sinh đã cảnh báo trong §4.10 (mục 5: R&amp;D schema-induced overestimation) nhưng cần làm sâu hơn với 3 đề xuất phương pháp luận.</w:t>
-      </w:r>
-    </w:p>
-    <w:bookmarkStart w:id="76" w:name="X1b8e1b5287c0e6e65659f757dcd4c99d2900ff7"/>
-    <w:p>
-      <w:pPr>
-        <w:pStyle w:val="Heading6"/>
-      </w:pPr>
-      <w:r>
-        <w:t xml:space="preserve">2.3.1.11.1 Đề xuất 3a — Biến giả</w:t>
-      </w:r>
-      <w:r>
+        <w:t xml:space="preserve">chứ không phải thực tế. Như tác giả lưu ý trong ghi chú phân tích nội bộ (2026), đứt gãy schema BREADY 2025 đe dọa trực tiếp tính liên tục của phân tích chuỗi thời gian; mô hình kiểm tra điểm uốn có thể cho kết luận sai lệch nếu không được xử lý. Nghiên cứu sinh đã cảnh báo trong §2.3.1.10 (mục 5: R&amp;D schema-induced overestimation) nhưng cần làm sâu hơn với 3 đề xuất phương pháp luận.</w:t>
+      </w:r>
+    </w:p>
+    <w:p>
+      <w:pPr>
+        <w:pStyle w:val="BodyText"/>
+      </w:pPr>
+      <w:r>
+        <w:rPr>
+          <w:bCs/>
+          <w:b/>
+        </w:rPr>
+        <w:t xml:space="preserve">a) Đề xuất 3a — Biến giả</w:t>
+      </w:r>
+      <w:r>
+        <w:rPr>
+          <w:bCs/>
+          <w:b/>
+        </w:rPr>
         <w:t xml:space="preserve"> </w:t>
       </w:r>
       <w:r>
         <w:rPr>
           <w:rStyle w:val="VerbatimChar"/>
+          <w:bCs/>
+          <w:b/>
         </w:rPr>
         <w:t xml:space="preserve">Post_BREADY_2024</w:t>
       </w:r>
       <w:r>
-        <w:t xml:space="preserve"> </w:t>
-      </w:r>
-      <w:r>
+        <w:rPr>
+          <w:bCs/>
+          <w:b/>
+        </w:rPr>
+        <w:t xml:space="preserve"> </w:t>
+      </w:r>
+      <w:r>
+        <w:rPr>
+          <w:bCs/>
+          <w:b/>
+        </w:rPr>
         <w:t xml:space="preserve">trong mọi spec tổng gộp</w:t>
       </w:r>
     </w:p>
     <w:p>
       <w:pPr>
-        <w:pStyle w:val="FirstParagraph"/>
+        <w:pStyle w:val="BodyText"/>
       </w:pPr>
       <w:r>
         <w:t xml:space="preserve">Khai báo biến giả</w:t>
@@ -18494,19 +18511,21 @@
         <w:t xml:space="preserve">vào Spec 1 (full pool, 101.185 firms) và Spec 2 (2018-2025, ~50.000 firms) cho CĐ2.</w:t>
       </w:r>
     </w:p>
-    <w:bookmarkEnd w:id="76"/>
-    <w:bookmarkStart w:id="77" w:name="đề-xuất-3b-mô-hình-neo-anchor-model"/>
-    <w:p>
-      <w:pPr>
-        <w:pStyle w:val="Heading6"/>
-      </w:pPr>
-      <w:r>
-        <w:t xml:space="preserve">2.3.1.11.2 Đề xuất 3b — Mô hình neo (anchor model)</w:t>
-      </w:r>
-    </w:p>
     <w:p>
       <w:pPr>
         <w:pStyle w:val="FirstParagraph"/>
+      </w:pPr>
+      <w:r>
+        <w:rPr>
+          <w:bCs/>
+          <w:b/>
+        </w:rPr>
+        <w:t xml:space="preserve">b) Đề xuất 3b — Mô hình neo (anchor model)</w:t>
+      </w:r>
+    </w:p>
+    <w:p>
+      <w:pPr>
+        <w:pStyle w:val="BodyText"/>
       </w:pPr>
       <w:r>
         <w:t xml:space="preserve">Quy trình 3 bước:</w:t>
@@ -18723,34 +18742,52 @@
         <w:t xml:space="preserve">(sau Manufacturing-only, ICT-excluded, Tourism-separated SIDS, Construction-tested Gulf, Mining-excluded resource).</w:t>
       </w:r>
     </w:p>
-    <w:bookmarkEnd w:id="77"/>
-    <w:bookmarkStart w:id="78" w:name="X168702046bd615e61410f2a681cc0ccd5166c8a"/>
-    <w:p>
-      <w:pPr>
-        <w:pStyle w:val="Heading6"/>
-      </w:pPr>
-      <w:r>
-        <w:t xml:space="preserve">2.3.1.11.3 Đề xuất 3c — Tách 2025 thành</w:t>
-      </w:r>
-      <w:r>
-        <w:t xml:space="preserve"> </w:t>
-      </w:r>
-      <w:r>
+    <w:p>
+      <w:pPr>
+        <w:pStyle w:val="BodyText"/>
+      </w:pPr>
+      <w:r>
+        <w:rPr>
+          <w:bCs/>
+          <w:b/>
+        </w:rPr>
+        <w:t xml:space="preserve">c) Đề xuất 3c — Tách 2025 thành</w:t>
+      </w:r>
+      <w:r>
+        <w:rPr>
+          <w:bCs/>
+          <w:b/>
+        </w:rPr>
+        <w:t xml:space="preserve"> </w:t>
+      </w:r>
+      <w:r>
+        <w:rPr>
+          <w:bCs/>
+          <w:b/>
+        </w:rPr>
         <w:t xml:space="preserve">“</w:t>
       </w:r>
       <w:r>
+        <w:rPr>
+          <w:bCs/>
+          <w:b/>
+        </w:rPr>
         <w:t xml:space="preserve">Panel hậu đại dịch độc lập</w:t>
       </w:r>
       <w:r>
+        <w:rPr>
+          <w:bCs/>
+          <w:b/>
+        </w:rPr>
         <w:t xml:space="preserve">”</w:t>
       </w:r>
     </w:p>
     <w:p>
       <w:pPr>
-        <w:pStyle w:val="FirstParagraph"/>
-      </w:pPr>
-      <w:r>
-        <w:t xml:space="preserve">Thay vì cố ép 2025 vào đường xu hướng lịch sử, dành riêng một sub-section trong CĐ2 (đề xuất §X.Y trong §6 mô hình) để xử lý 2025 như</w:t>
+        <w:pStyle w:val="BodyText"/>
+      </w:pPr>
+      <w:r>
+        <w:t xml:space="preserve">Thay vì cố ép 2025 vào đường xu hướng lịch sử, dành riêng một sub-section trong CĐ2 (đề xuất §X.Y trong §2.3.3 mô hình) để xử lý 2025 như</w:t>
       </w:r>
       <w:r>
         <w:t xml:space="preserve"> </w:t>
@@ -18954,19 +18991,21 @@
         <w:t xml:space="preserve">Cách tiếp cận này biến một rủi ro dữ liệu (đứt gãy schema) thành một chương phân tích hướng tới tương lai có giá trị (tác giả, ghi chú phân tích nội bộ, 2026).</w:t>
       </w:r>
     </w:p>
-    <w:bookmarkEnd w:id="78"/>
-    <w:bookmarkStart w:id="79" w:name="X49da728ab207039440da8c7ba800c51e9fd8fc2"/>
-    <w:p>
-      <w:pPr>
-        <w:pStyle w:val="Heading6"/>
-      </w:pPr>
-      <w:r>
-        <w:t xml:space="preserve">2.3.1.11.4 Liên kết với §6 (yếu tố giải thích) và §7.3 (hàm ý CĐ2)</w:t>
-      </w:r>
-    </w:p>
-    <w:p>
-      <w:pPr>
-        <w:pStyle w:val="FirstParagraph"/>
+    <w:p>
+      <w:pPr>
+        <w:pStyle w:val="BodyText"/>
+      </w:pPr>
+      <w:r>
+        <w:rPr>
+          <w:bCs/>
+          <w:b/>
+        </w:rPr>
+        <w:t xml:space="preserve">d) Liên kết với §2.3.3 (yếu tố giải thích) và §2.4.3 (hàm ý CĐ2)</w:t>
+      </w:r>
+    </w:p>
+    <w:p>
+      <w:pPr>
+        <w:pStyle w:val="BodyText"/>
       </w:pPr>
       <w:r>
         <w:t xml:space="preserve">3 đề xuất 3a-3b-3c kết hợp tạo thành</w:t>
@@ -19210,7 +19249,7 @@
         <w:pStyle w:val="BodyText"/>
       </w:pPr>
       <w:r>
-        <w:t xml:space="preserve">Cả 3 đều là tiền đề cho file 16 §7.3.4 hàm ý cho CĐ2, robustness check section.</w:t>
+        <w:t xml:space="preserve">Cả 3 đều là tiền đề cho mục §2.3.2–§2.4 chuyên đề §2.4.3.4 hàm ý cho CĐ2, robustness check section.</w:t>
       </w:r>
     </w:p>
     <w:p>
@@ -19330,10 +19369,9 @@
         <w:t xml:space="preserve">—</w:t>
       </w:r>
     </w:p>
-    <w:bookmarkEnd w:id="79"/>
-    <w:bookmarkEnd w:id="80"/>
-    <w:bookmarkEnd w:id="81"/>
-    <w:bookmarkStart w:id="89" w:name="bảy-tiểu-cảnh-điển-hình"/>
+    <w:bookmarkEnd w:id="76"/>
+    <w:bookmarkEnd w:id="77"/>
+    <w:bookmarkStart w:id="87" w:name="bảy-tiểu-cảnh-điển-hình"/>
     <w:p>
       <w:pPr>
         <w:pStyle w:val="Heading4"/>
@@ -19342,7 +19380,7 @@
         <w:t xml:space="preserve">2.3.2 Bảy tiểu cảnh điển hình</w:t>
       </w:r>
     </w:p>
-    <w:bookmarkStart w:id="82" w:name="Xe8397d3c57d7466dc5cdf33105cff560c510b10"/>
+    <w:bookmarkStart w:id="78" w:name="Xe8397d3c57d7466dc5cdf33105cff560c510b10"/>
     <w:p>
       <w:pPr>
         <w:pStyle w:val="Heading5"/>
@@ -19372,11 +19410,11 @@
         <w:t xml:space="preserve"> </w:t>
       </w:r>
       <w:r>
-        <w:t xml:space="preserve">của nhóm Advanced đổi mới sáng tạo dẫn dắt. Theo bài báo phân tích Singapore (Singapore, MIR), mô hình M8 cho R² hiệu chỉnh bằng 0,196, tương tác FSTS² × DAI bằng 3,119, với điểm uốn (turning point) ở mức khoảng 85%.</w:t>
-      </w:r>
-    </w:p>
-    <w:bookmarkEnd w:id="82"/>
-    <w:bookmarkStart w:id="83" w:name="Xcd9fa829f006cba94cdb0b83c4ae7c647970610"/>
+        <w:t xml:space="preserve">của nhóm Advanced đổi mới sáng tạo dẫn dắt. Theo bài báo phân tích Singapore (Singapore, MIR), mô hình M8 cho R² hiệu chỉnh bằng 0,196, tương tác FSTS² × DAI bằng 3,119, với điểm uốn (turning point) ở mức khoảng 82%.</w:t>
+      </w:r>
+    </w:p>
+    <w:bookmarkEnd w:id="78"/>
+    <w:bookmarkStart w:id="79" w:name="Xcd9fa829f006cba94cdb0b83c4ae7c647970610"/>
     <w:p>
       <w:pPr>
         <w:pStyle w:val="Heading5"/>
@@ -19825,8 +19863,8 @@
         <w:t xml:space="preserve">, dự báo Pacific 3,4%, Đông Nam Á 4,7% và Việt Nam 7,0%, qua đó củng cố luận điểm về dị biệt giữa Advanced innovation và resource.</w:t>
       </w:r>
     </w:p>
-    <w:bookmarkEnd w:id="83"/>
-    <w:bookmarkStart w:id="84" w:name="X6e6ea2cbb7d2ea6293626066fb44a7d7b15d0b7"/>
+    <w:bookmarkEnd w:id="79"/>
+    <w:bookmarkStart w:id="80" w:name="X6e6ea2cbb7d2ea6293626066fb44a7d7b15d0b7"/>
     <w:p>
       <w:pPr>
         <w:pStyle w:val="Heading5"/>
@@ -19879,7 +19917,7 @@
         <w:t xml:space="preserve"> </w:t>
       </w:r>
       <w:r>
-        <w:t xml:space="preserve">là mẫu phụ đủ biến cho phân tích hồi quy (complete-case sample: sau khi loại các quan sát thiếu dữ liệu log năng suất, FSTS, TCI hoặc DAI). Chênh lệch 119 doanh nghiệp (3,9% mẫu) phản ánh dữ liệu khuyết (missing data) ở một số biến giải thích, không phải sai lệch số liệu. Các thống kê mô tả cấp quốc gia trong Mục 5.3 và Bảng 5.1 dùng n=3.077; các hệ số hồi quy và đối chiếu CDCM (Bảng 6.1.2, file 15 §4.4.5.1) dùng n=2.958.</w:t>
+        <w:t xml:space="preserve">là mẫu phụ đủ biến cho phân tích hồi quy (complete-case sample: sau khi loại các quan sát thiếu dữ liệu log năng suất, FSTS, TCI hoặc DAI). Chênh lệch 119 doanh nghiệp (3,9% mẫu) phản ánh dữ liệu khuyết (missing data) ở một số biến giải thích, không phải sai lệch số liệu. Các thống kê mô tả cấp quốc gia trong Mục 5.3 và Bảng 5.1 dùng n=3.077; các hệ số hồi quy và đối chiếu CDCM (Bảng 6.1.2, mục §2.3.1 chuyên đề §2.3.1.4.5.1) dùng n=2.958.</w:t>
       </w:r>
     </w:p>
     <w:p>
@@ -20207,7 +20245,7 @@
         <w:t xml:space="preserve">chính sách thuế quan Mỹ 2026</w:t>
       </w:r>
       <w:r>
-        <w:t xml:space="preserve">, với thuế 10% tạm thời và nguy cơ tăng lên 15% (xem Lớp 7 ở Mục 1.1 file 14); (c)</w:t>
+        <w:t xml:space="preserve">, với thuế 10% tạm thời và nguy cơ tăng lên 15% (xem Lớp 7 ở Mục 1.1 mục §2.1–§2.2 chuyên đề); (c)</w:t>
       </w:r>
       <w:r>
         <w:t xml:space="preserve"> </w:t>
@@ -20345,8 +20383,8 @@
         <w:t xml:space="preserve">(3 cấp: công nghiệp, dịch vụ, nông nghiệp) làm control variable trong robustness check #6 (sector composition adjustment).</w:t>
       </w:r>
     </w:p>
-    <w:bookmarkEnd w:id="84"/>
-    <w:bookmarkStart w:id="85" w:name="trung-quốc-n4.889"/>
+    <w:bookmarkEnd w:id="80"/>
+    <w:bookmarkStart w:id="81" w:name="trung-quốc-n4.889"/>
     <w:p>
       <w:pPr>
         <w:pStyle w:val="Heading5"/>
@@ -20601,8 +20639,8 @@
         <w:t xml:space="preserve">(proxy: firm có ROA dưới 0 trong 3 năm liên tiếp kèm tăng nợ vay) để kiểm tra xem điểm uốn bậc hai khoảng 49% có dịch chuyển khi loại zombie firms khỏi PRC subsample hay không. Đây là robustness check #7 (zombie-excluded re-estimation), bổ sung sau các kiểm định Manufacturing-only, ICT-excluded, Tourism-separated SIDS, Construction-tested Gulf, Mining-excluded resource và Sector composition adjustment.</w:t>
       </w:r>
     </w:p>
-    <w:bookmarkEnd w:id="85"/>
-    <w:bookmarkStart w:id="86" w:name="X1f94acac25bed45da20cf53e9ab6edd651a0a2e"/>
+    <w:bookmarkEnd w:id="81"/>
+    <w:bookmarkStart w:id="82" w:name="X1f94acac25bed45da20cf53e9ab6edd651a0a2e"/>
     <w:p>
       <w:pPr>
         <w:pStyle w:val="Heading5"/>
@@ -20708,8 +20746,8 @@
         <w:t xml:space="preserve">tăng +11,9% mỗi năm trong 2012-2022.</w:t>
       </w:r>
     </w:p>
-    <w:bookmarkEnd w:id="86"/>
-    <w:bookmarkStart w:id="87" w:name="X7d16e64d9573be7621d2bb233de576b8fd08afb"/>
+    <w:bookmarkEnd w:id="82"/>
+    <w:bookmarkStart w:id="83" w:name="X7d16e64d9573be7621d2bb233de576b8fd08afb"/>
     <w:p>
       <w:pPr>
         <w:pStyle w:val="Heading5"/>
@@ -20831,8 +20869,8 @@
         <w:t xml:space="preserve">Hình 5.6.1, Mongolia: Evolution 2009–2025 (4 đợt khảo sát WBES)</w:t>
       </w:r>
     </w:p>
-    <w:bookmarkEnd w:id="87"/>
-    <w:bookmarkStart w:id="88" w:name="sids-thái-bình-dương-7-nước-n1.371"/>
+    <w:bookmarkEnd w:id="83"/>
+    <w:bookmarkStart w:id="84" w:name="sids-thái-bình-dương-7-nước-n1.371"/>
     <w:p>
       <w:pPr>
         <w:pStyle w:val="Heading5"/>
@@ -20936,15 +20974,14 @@
         <w:t xml:space="preserve">: FSTS 1,03%, FDI 0,7%, website 18,7%, ISO 1,3%, sd log 1,48, SME 93,3%. GDP bình quân đầu người khoảng 1.700 USD, viện trợ AUS/NZ khoảng 30% GDP.</w:t>
       </w:r>
     </w:p>
-    <w:bookmarkEnd w:id="88"/>
-    <w:bookmarkEnd w:id="89"/>
-    <w:bookmarkStart w:id="91" w:name="bối-cảnh-kinh-tế-vĩ-mô-pics-pacific"/>
-    <w:p>
-      <w:pPr>
-        <w:pStyle w:val="Heading4"/>
-      </w:pPr>
-      <w:r>
-        <w:t xml:space="preserve">5.7.5 Bối cảnh kinh tế vĩ mô PICs Pacific</w:t>
+    <w:bookmarkEnd w:id="84"/>
+    <w:bookmarkStart w:id="85" w:name="bối-cảnh-kinh-tế-vĩ-mô-pics-pacific"/>
+    <w:p>
+      <w:pPr>
+        <w:pStyle w:val="Heading5"/>
+      </w:pPr>
+      <w:r>
+        <w:t xml:space="preserve">2.3.2.7.5 Bối cảnh kinh tế vĩ mô PICs Pacific</w:t>
       </w:r>
     </w:p>
     <w:p>
@@ -20988,7 +21025,8 @@
         <w:t xml:space="preserve">).</w:t>
       </w:r>
     </w:p>
-    <w:bookmarkStart w:id="90" w:name="so-sánh-tổng-hợp"/>
+    <w:bookmarkEnd w:id="85"/>
+    <w:bookmarkStart w:id="86" w:name="so-sánh-tổng-hợp"/>
     <w:p>
       <w:pPr>
         <w:pStyle w:val="Heading5"/>
@@ -21804,9 +21842,9 @@
         </w:pict>
       </w:r>
     </w:p>
-    <w:bookmarkEnd w:id="90"/>
-    <w:bookmarkEnd w:id="91"/>
-    <w:bookmarkStart w:id="96" w:name="các-yếu-tố-giải-thích-sơ-bộ"/>
+    <w:bookmarkEnd w:id="86"/>
+    <w:bookmarkEnd w:id="87"/>
+    <w:bookmarkStart w:id="92" w:name="các-yếu-tố-giải-thích-sơ-bộ"/>
     <w:p>
       <w:pPr>
         <w:pStyle w:val="Heading4"/>
@@ -22294,7 +22332,7 @@
         <w:t xml:space="preserve"> </w:t>
       </w:r>
       <w:r>
-        <w:t xml:space="preserve">ở Mục 4.11 file 15.</w:t>
+        <w:t xml:space="preserve">ở Mục 4.11 mục §2.3.1 chuyên đề.</w:t>
       </w:r>
     </w:p>
     <w:p>
@@ -22337,7 +22375,7 @@
         <w:t xml:space="preserve">chi phí giao dịch thể chế (institutional transaction costs)</w:t>
       </w:r>
       <w:r>
-        <w:t xml:space="preserve">, vốn đo lường hạ tầng thương mại, logistics và năng lực hấp thụ chi phí điều phối xuyên biên giới (cross-border coordination cost absorption). Khung CDCM (Mục 2.7 file 14) hợp nhất 3 chiều xuyên quốc gia như sau:</w:t>
+        <w:t xml:space="preserve">, vốn đo lường hạ tầng thương mại, logistics và năng lực hấp thụ chi phí điều phối xuyên biên giới (cross-border coordination cost absorption). Khung CDCM (Mục 2.7 mục §2.1–§2.2 chuyên đề) hợp nhất 3 chiều xuyên quốc gia như sau:</w:t>
       </w:r>
     </w:p>
     <w:p>
@@ -22811,7 +22849,7 @@
           <w:bCs/>
           <w:b/>
         </w:rPr>
-        <w:t xml:space="preserve">đóng góp lý thuyết MỚI</w:t>
+        <w:t xml:space="preserve">đóng góp lý thuyết mới</w:t>
       </w:r>
       <w:r>
         <w:t xml:space="preserve"> </w:t>
@@ -22845,7 +22883,7 @@
         <w:t xml:space="preserve">APJM</w:t>
       </w:r>
       <w:r>
-        <w:t xml:space="preserve">); Mục 2.7 file 14 (Khung 4-Tier Verhoef + CDCM).</w:t>
+        <w:t xml:space="preserve">); Mục 2.7 mục §2.1–§2.2 chuyên đề (Khung 4-Tier Verhoef + CDCM).</w:t>
       </w:r>
     </w:p>
     <w:p>
@@ -22860,7 +22898,7 @@
         <w:t xml:space="preserve">Hiệu ứng đẩy nhanh giao hàng và bất định chính sách thuế quan trong khung ICRV (front-loading effect và tariff uncertainty)</w:t>
       </w:r>
       <w:r>
-        <w:t xml:space="preserve">: Theo ghi chú phân tích nội bộ của tác giả (2026), bất định chính sách thuế quan Mỹ 2026 (xem Lớp 7 ở Mục 1.1 file 14) tạo ra</w:t>
+        <w:t xml:space="preserve">: Theo ghi chú phân tích nội bộ của tác giả (2026), bất định chính sách thuế quan Mỹ 2026 (xem Lớp 7 ở Mục 1.1 mục §2.1–§2.2 chuyên đề) tạo ra</w:t>
       </w:r>
       <w:r>
         <w:t xml:space="preserve"> </w:t>
@@ -23009,7 +23047,7 @@
         <w:t xml:space="preserve">(proxy: tỷ trọng xuất khẩu sang Mỹ nhân với thời điểm giao hàng quý 1-2 năm 2026) vào kiểm định độ vững (robustness check) #8 về đẩy nhanh giao hàng được hiệu chỉnh (front-loading-adjusted re-estimation).</w:t>
       </w:r>
     </w:p>
-    <w:bookmarkStart w:id="92" w:name="X91b9fe7408792a1402d97f763d72aec517b45c6"/>
+    <w:bookmarkStart w:id="88" w:name="X91b9fe7408792a1402d97f763d72aec517b45c6"/>
     <w:p>
       <w:pPr>
         <w:pStyle w:val="Heading5"/>
@@ -23669,7 +23707,7 @@
         <w:t xml:space="preserve"> </w:t>
       </w:r>
       <w:r>
-        <w:t xml:space="preserve">trong specification của CĐ2 được trình bày ở Mục 4.5.6 file 15.</w:t>
+        <w:t xml:space="preserve">trong specification của CĐ2 được trình bày ở Mục 4.5.6 mục §2.3.1 chuyên đề.</w:t>
       </w:r>
     </w:p>
     <w:p>
@@ -23729,8 +23767,8 @@
         <w:t xml:space="preserve">).</w:t>
       </w:r>
     </w:p>
-    <w:bookmarkEnd w:id="92"/>
-    <w:bookmarkStart w:id="93" w:name="đường-cong-u-của-innovation-digital-tech"/>
+    <w:bookmarkEnd w:id="88"/>
+    <w:bookmarkStart w:id="89" w:name="đường-cong-u-của-innovation-digital-tech"/>
     <w:p>
       <w:pPr>
         <w:pStyle w:val="Heading5"/>
@@ -23782,11 +23820,11 @@
         <w:t xml:space="preserve">Giai đoạn 2 (productivity payoff)</w:t>
       </w:r>
       <w:r>
-        <w:t xml:space="preserve">: khi vượt ngưỡng khoảng 3% revenue mỗi năm và duy trì trong 3-5 năm, doanh nghiệp đạt được tăng năng suất, cạnh tranh quốc tế và profit margin. Phần này liên kết với Tier-1/Tier-2 ở Mục 4.4.5 file 15. Bằng chứng: Trung Quốc R&amp;D 39,4% ở late-stage Tier-2; Vùng Vịnh ở transition phase; Việt Nam R&amp;D 6,1% ở early Tier-2.</w:t>
-      </w:r>
-    </w:p>
-    <w:bookmarkEnd w:id="93"/>
-    <w:bookmarkStart w:id="94" w:name="Xf9ec9b407e15d41f89e26f6f914c1035a1a1690"/>
+        <w:t xml:space="preserve">: khi vượt ngưỡng khoảng 3% revenue mỗi năm và duy trì trong 3-5 năm, doanh nghiệp đạt được tăng năng suất, cạnh tranh quốc tế và profit margin. Phần này liên kết với Tier-1/Tier-2 ở Mục 4.4.5 mục §2.3.1 chuyên đề. Bằng chứng: Trung Quốc R&amp;D 39,4% ở late-stage Tier-2; Vùng Vịnh ở transition phase; Việt Nam R&amp;D 6,1% ở early Tier-2.</w:t>
+      </w:r>
+    </w:p>
+    <w:bookmarkEnd w:id="89"/>
+    <w:bookmarkStart w:id="90" w:name="Xf9ec9b407e15d41f89e26f6f914c1035a1a1690"/>
     <w:p>
       <w:pPr>
         <w:pStyle w:val="Heading5"/>
@@ -23964,8 +24002,8 @@
         <w:t xml:space="preserve">mà OECD (2026) ví von gợi ý rằng phần thị phần giành được nhờ trợ cấp không phản ánh năng lực thực chất; bằng chứng năng suất của luận án (β = +0,179 cho TCI tại Việt Nam; β = +0,172 cho DAI ở mẫu gộp đa quốc gia) do đó càng đáng tin cậy vì đo lường hiệu quả thực chất chứ không phải lợi thế trợ cấp.</w:t>
       </w:r>
     </w:p>
-    <w:bookmarkEnd w:id="94"/>
-    <w:bookmarkStart w:id="95" w:name="X0821715fb5217905db9b697101d1a64ef36b1c7"/>
+    <w:bookmarkEnd w:id="90"/>
+    <w:bookmarkStart w:id="91" w:name="X0821715fb5217905db9b697101d1a64ef36b1c7"/>
     <w:p>
       <w:pPr>
         <w:pStyle w:val="Heading5"/>
@@ -24075,288 +24113,288 @@
         </w:pict>
       </w:r>
     </w:p>
+    <w:bookmarkEnd w:id="91"/>
+    <w:bookmarkEnd w:id="92"/>
+    <w:bookmarkEnd w:id="93"/>
+    <w:bookmarkStart w:id="103" w:name="kết-luận-và-đề-xuất"/>
+    <w:p>
+      <w:pPr>
+        <w:pStyle w:val="Heading3"/>
+      </w:pPr>
+      <w:r>
+        <w:t xml:space="preserve">2.4 Kết luận và đề xuất</w:t>
+      </w:r>
+    </w:p>
+    <w:bookmarkStart w:id="94" w:name="Xffcb779075ac33290da15d3166d835ab6e85124"/>
+    <w:p>
+      <w:pPr>
+        <w:pStyle w:val="Heading4"/>
+      </w:pPr>
+      <w:r>
+        <w:t xml:space="preserve">2.4.1 Khoảng trống nghiên cứu thực tiễn (năm khoảng trống)</w:t>
+      </w:r>
+    </w:p>
+    <w:p>
+      <w:pPr>
+        <w:pStyle w:val="FirstParagraph"/>
+      </w:pPr>
+      <w:r>
+        <w:t xml:space="preserve">Chuyên đề xác định năm khoảng trống thực tiễn (empirical gap) định hướng cho CĐ2 và luận án.</w:t>
+      </w:r>
+      <w:r>
+        <w:t xml:space="preserve"> </w:t>
+      </w:r>
+      <w:r>
+        <w:rPr>
+          <w:bCs/>
+          <w:b/>
+        </w:rPr>
+        <w:t xml:space="preserve">Một là</w:t>
+      </w:r>
+      <w:r>
+        <w:t xml:space="preserve"> </w:t>
+      </w:r>
+      <w:r>
+        <w:t xml:space="preserve">thiếu một tổng hợp mô tả đa chiều, cập nhật đến 2025, xuyên 47 nền kinh tế châu Á và Thái Bình Dương; các nghiên cứu hiện hành dừng ở phạm vi hẹp hơn và mốc thời gian sớm hơn (Wu et al., 2022 dừng ở 2020; Arte &amp; Larimo, 2022 dừng ở 2019).</w:t>
+      </w:r>
+      <w:r>
+        <w:t xml:space="preserve"> </w:t>
+      </w:r>
+      <w:r>
+        <w:rPr>
+          <w:bCs/>
+          <w:b/>
+        </w:rPr>
+        <w:t xml:space="preserve">Hai là</w:t>
+      </w:r>
+      <w:r>
+        <w:t xml:space="preserve"> </w:t>
+      </w:r>
+      <w:r>
+        <w:t xml:space="preserve">thiếu phân nhóm con (sub-grouping) trong nhóm Advanced, phân biệt đổi mới sáng tạo dẫn dắt so với tài nguyên dẫn dắt, vốn bị che giấu khi gộp chung.</w:t>
+      </w:r>
+      <w:r>
+        <w:t xml:space="preserve"> </w:t>
+      </w:r>
+      <w:r>
+        <w:rPr>
+          <w:bCs/>
+          <w:b/>
+        </w:rPr>
+        <w:t xml:space="preserve">Ba là</w:t>
+      </w:r>
+      <w:r>
+        <w:t xml:space="preserve"> </w:t>
+      </w:r>
+      <w:r>
+        <w:t xml:space="preserve">thiếu phân tách hai tầng đo lường số hóa (Tier-1 Digital Presence so với Tier-1+2 Digital Transformation), dẫn tới ngộ nhận về dấu của hệ số DAI.</w:t>
+      </w:r>
+      <w:r>
+        <w:t xml:space="preserve"> </w:t>
+      </w:r>
+      <w:r>
+        <w:rPr>
+          <w:bCs/>
+          <w:b/>
+        </w:rPr>
+        <w:t xml:space="preserve">Bốn là</w:t>
+      </w:r>
+      <w:r>
+        <w:t xml:space="preserve"> </w:t>
+      </w:r>
+      <w:r>
+        <w:t xml:space="preserve">thiếu khung lý giải đa tầng cho hiện tượng đảo dấu cross-regime của các yếu tố giải thích.</w:t>
+      </w:r>
+      <w:r>
+        <w:t xml:space="preserve"> </w:t>
+      </w:r>
+      <w:r>
+        <w:rPr>
+          <w:bCs/>
+          <w:b/>
+        </w:rPr>
+        <w:t xml:space="preserve">Năm là</w:t>
+      </w:r>
+      <w:r>
+        <w:t xml:space="preserve"> </w:t>
+      </w:r>
+      <w:r>
+        <w:t xml:space="preserve">thiếu bằng chứng firm-level cho chi phí buộc phải quốc tế hóa (forced internationalization penalty) ở các nền kinh tế đảo nhỏ biên.</w:t>
+      </w:r>
+    </w:p>
+    <w:bookmarkEnd w:id="94"/>
+    <w:bookmarkStart w:id="95" w:name="kết-luận-chính-tám-kết-luận"/>
+    <w:p>
+      <w:pPr>
+        <w:pStyle w:val="Heading4"/>
+      </w:pPr>
+      <w:r>
+        <w:t xml:space="preserve">2.4.2 Kết luận chính (tám kết luận)</w:t>
+      </w:r>
+    </w:p>
+    <w:p>
+      <w:pPr>
+        <w:pStyle w:val="FirstParagraph"/>
+      </w:pPr>
+      <w:r>
+        <w:t xml:space="preserve">Tám kết luận chính của chuyên đề:</w:t>
+      </w:r>
+      <w:r>
+        <w:t xml:space="preserve"> </w:t>
+      </w:r>
+      <w:r>
+        <w:rPr>
+          <w:bCs/>
+          <w:b/>
+        </w:rPr>
+        <w:t xml:space="preserve">(1)</w:t>
+      </w:r>
+      <w:r>
+        <w:t xml:space="preserve"> </w:t>
+      </w:r>
+      <w:r>
+        <w:t xml:space="preserve">hiệu quả doanh nghiệp châu Á phân tán lớn và không hội tụ, với phân tán năng suất nội bộ tăng đơn điệu khi chất lượng phân nhóm con thể chế suy giảm (Advanced 0,86 đến Frontier 1,36);</w:t>
+      </w:r>
+      <w:r>
+        <w:t xml:space="preserve"> </w:t>
+      </w:r>
+      <w:r>
+        <w:rPr>
+          <w:bCs/>
+          <w:b/>
+        </w:rPr>
+        <w:t xml:space="preserve">(2)</w:t>
+      </w:r>
+      <w:r>
+        <w:t xml:space="preserve"> </w:t>
+      </w:r>
+      <w:r>
+        <w:t xml:space="preserve">nhóm Advanced không đồng nhất, tách thành đổi mới sáng tạo dẫn dắt so với tài nguyên dẫn dắt (tỷ số phân tán ≈ 2,1 lần);</w:t>
+      </w:r>
+      <w:r>
+        <w:t xml:space="preserve"> </w:t>
+      </w:r>
+      <w:r>
+        <w:rPr>
+          <w:bCs/>
+          <w:b/>
+        </w:rPr>
+        <w:t xml:space="preserve">(3)</w:t>
+      </w:r>
+      <w:r>
+        <w:t xml:space="preserve"> </w:t>
+      </w:r>
+      <w:r>
+        <w:t xml:space="preserve">nhóm Emerging tách thành ba phân nhóm con với FSTS phân tầng 5,0%–7,2%–13,2%;</w:t>
+      </w:r>
+      <w:r>
+        <w:t xml:space="preserve"> </w:t>
+      </w:r>
+      <w:r>
+        <w:rPr>
+          <w:bCs/>
+          <w:b/>
+        </w:rPr>
+        <w:t xml:space="preserve">(4)</w:t>
+      </w:r>
+      <w:r>
+        <w:t xml:space="preserve"> </w:t>
+      </w:r>
+      <w:r>
+        <w:t xml:space="preserve">nhảy vọt số (digital leapfrog) diễn ra ở Frontier, Emerging và SIDS, nhưng hệ số âm DAI ở Advanced là biểu hiện giả tạo do bão hòa Tier-1;</w:t>
+      </w:r>
+      <w:r>
+        <w:t xml:space="preserve"> </w:t>
+      </w:r>
+      <w:r>
+        <w:rPr>
+          <w:bCs/>
+          <w:b/>
+        </w:rPr>
+        <w:t xml:space="preserve">(5)</w:t>
+      </w:r>
+      <w:r>
+        <w:t xml:space="preserve"> </w:t>
+      </w:r>
+      <w:r>
+        <w:t xml:space="preserve">quốc tế hóa là hiện tượng phân cực (trung vị FSTS = 0%);</w:t>
+      </w:r>
+      <w:r>
+        <w:t xml:space="preserve"> </w:t>
+      </w:r>
+      <w:r>
+        <w:rPr>
+          <w:bCs/>
+          <w:b/>
+        </w:rPr>
+        <w:t xml:space="preserve">(6)</w:t>
+      </w:r>
+      <w:r>
+        <w:t xml:space="preserve"> </w:t>
+      </w:r>
+      <w:r>
+        <w:t xml:space="preserve">quan hệ FSTS–năng suất phi tuyến dạng chữ U ngược với điểm uốn đặc thù quốc gia (Việt Nam ≈ 39–46%, Trung Quốc ≈ 47–49%, Singapore ≈ 82%);</w:t>
+      </w:r>
+      <w:r>
+        <w:t xml:space="preserve"> </w:t>
+      </w:r>
+      <w:r>
+        <w:rPr>
+          <w:bCs/>
+          <w:b/>
+        </w:rPr>
+        <w:t xml:space="preserve">(7)</w:t>
+      </w:r>
+      <w:r>
+        <w:t xml:space="preserve"> </w:t>
+      </w:r>
+      <w:r>
+        <w:t xml:space="preserve">SIDS Thái Bình Dương biên, đặc biệt Kiribati cực đoan, minh họa sự sụp đổ của đường cong U và chi phí buộc phải quốc tế hóa;</w:t>
+      </w:r>
+      <w:r>
+        <w:t xml:space="preserve"> </w:t>
+      </w:r>
+      <w:r>
+        <w:rPr>
+          <w:bCs/>
+          <w:b/>
+        </w:rPr>
+        <w:t xml:space="preserve">(8)</w:t>
+      </w:r>
+      <w:r>
+        <w:t xml:space="preserve"> </w:t>
+      </w:r>
+      <w:r>
+        <w:t xml:space="preserve">toàn bộ pattern được dựng trên pipeline tái lập được cho ba thế hệ schema WBES. Các kết luận này cùng định hướng cho</w:t>
+      </w:r>
+      <w:r>
+        <w:t xml:space="preserve"> </w:t>
+      </w:r>
+      <w:r>
+        <w:rPr>
+          <w:bCs/>
+          <w:b/>
+        </w:rPr>
+        <w:t xml:space="preserve">tám phân nhóm con</w:t>
+      </w:r>
+      <w:r>
+        <w:t xml:space="preserve"> </w:t>
+      </w:r>
+      <w:r>
+        <w:t xml:space="preserve">hiệu ứng cố định và sáu giả thuyết H1–H6 của CĐ2 (xem Mục 4.7 mục §2.3.1 chuyên đề).</w:t>
+      </w:r>
+    </w:p>
     <w:bookmarkEnd w:id="95"/>
-    <w:bookmarkEnd w:id="96"/>
-    <w:bookmarkEnd w:id="97"/>
-    <w:bookmarkStart w:id="107" w:name="kết-luận-và-đề-xuất"/>
-    <w:p>
-      <w:pPr>
-        <w:pStyle w:val="Heading3"/>
-      </w:pPr>
-      <w:r>
-        <w:t xml:space="preserve">2.4 Kết luận và đề xuất</w:t>
-      </w:r>
-    </w:p>
-    <w:bookmarkStart w:id="98" w:name="Xffcb779075ac33290da15d3166d835ab6e85124"/>
+    <w:bookmarkStart w:id="100" w:name="hàm-ý-cho-luận-án-và-chuyên-đề-2"/>
     <w:p>
       <w:pPr>
         <w:pStyle w:val="Heading4"/>
       </w:pPr>
       <w:r>
-        <w:t xml:space="preserve">2.4.1 Khoảng trống nghiên cứu thực tiễn (năm khoảng trống)</w:t>
-      </w:r>
-    </w:p>
-    <w:p>
-      <w:pPr>
-        <w:pStyle w:val="FirstParagraph"/>
-      </w:pPr>
-      <w:r>
-        <w:t xml:space="preserve">Chuyên đề xác định năm khoảng trống thực tiễn (empirical gap) định hướng cho CĐ2 và luận án.</w:t>
-      </w:r>
-      <w:r>
-        <w:t xml:space="preserve"> </w:t>
-      </w:r>
-      <w:r>
-        <w:rPr>
-          <w:bCs/>
-          <w:b/>
-        </w:rPr>
-        <w:t xml:space="preserve">Một là</w:t>
-      </w:r>
-      <w:r>
-        <w:t xml:space="preserve"> </w:t>
-      </w:r>
-      <w:r>
-        <w:t xml:space="preserve">thiếu một tổng hợp mô tả đa chiều, cập nhật đến 2025, xuyên 47 nền kinh tế châu Á và Thái Bình Dương; các nghiên cứu hiện hành dừng ở phạm vi hẹp hơn và mốc thời gian sớm hơn (Wu et al., 2022 dừng ở 2020; Arte &amp; Larimo, 2022 dừng ở 2019).</w:t>
-      </w:r>
-      <w:r>
-        <w:t xml:space="preserve"> </w:t>
-      </w:r>
-      <w:r>
-        <w:rPr>
-          <w:bCs/>
-          <w:b/>
-        </w:rPr>
-        <w:t xml:space="preserve">Hai là</w:t>
-      </w:r>
-      <w:r>
-        <w:t xml:space="preserve"> </w:t>
-      </w:r>
-      <w:r>
-        <w:t xml:space="preserve">thiếu phân nhóm con (sub-grouping) trong nhóm Advanced, phân biệt đổi mới sáng tạo dẫn dắt so với tài nguyên dẫn dắt, vốn bị che giấu khi gộp chung.</w:t>
-      </w:r>
-      <w:r>
-        <w:t xml:space="preserve"> </w:t>
-      </w:r>
-      <w:r>
-        <w:rPr>
-          <w:bCs/>
-          <w:b/>
-        </w:rPr>
-        <w:t xml:space="preserve">Ba là</w:t>
-      </w:r>
-      <w:r>
-        <w:t xml:space="preserve"> </w:t>
-      </w:r>
-      <w:r>
-        <w:t xml:space="preserve">thiếu phân tách hai tầng đo lường số hóa (Tier-1 Digital Presence so với Tier-1+2 Digital Transformation), dẫn tới ngộ nhận về dấu của hệ số DAI.</w:t>
-      </w:r>
-      <w:r>
-        <w:t xml:space="preserve"> </w:t>
-      </w:r>
-      <w:r>
-        <w:rPr>
-          <w:bCs/>
-          <w:b/>
-        </w:rPr>
-        <w:t xml:space="preserve">Bốn là</w:t>
-      </w:r>
-      <w:r>
-        <w:t xml:space="preserve"> </w:t>
-      </w:r>
-      <w:r>
-        <w:t xml:space="preserve">thiếu khung lý giải đa tầng cho hiện tượng đảo dấu cross-regime của các yếu tố giải thích.</w:t>
-      </w:r>
-      <w:r>
-        <w:t xml:space="preserve"> </w:t>
-      </w:r>
-      <w:r>
-        <w:rPr>
-          <w:bCs/>
-          <w:b/>
-        </w:rPr>
-        <w:t xml:space="preserve">Năm là</w:t>
-      </w:r>
-      <w:r>
-        <w:t xml:space="preserve"> </w:t>
-      </w:r>
-      <w:r>
-        <w:t xml:space="preserve">thiếu bằng chứng firm-level cho chi phí buộc phải quốc tế hóa (forced internationalization penalty) ở các nền kinh tế đảo nhỏ biên.</w:t>
-      </w:r>
-    </w:p>
-    <w:bookmarkEnd w:id="98"/>
-    <w:bookmarkStart w:id="99" w:name="kết-luận-chính-tám-kết-luận"/>
-    <w:p>
-      <w:pPr>
-        <w:pStyle w:val="Heading4"/>
-      </w:pPr>
-      <w:r>
-        <w:t xml:space="preserve">2.4.2 Kết luận chính (tám kết luận)</w:t>
-      </w:r>
-    </w:p>
-    <w:p>
-      <w:pPr>
-        <w:pStyle w:val="FirstParagraph"/>
-      </w:pPr>
-      <w:r>
-        <w:t xml:space="preserve">Tám kết luận chính của chuyên đề:</w:t>
-      </w:r>
-      <w:r>
-        <w:t xml:space="preserve"> </w:t>
-      </w:r>
-      <w:r>
-        <w:rPr>
-          <w:bCs/>
-          <w:b/>
-        </w:rPr>
-        <w:t xml:space="preserve">(1)</w:t>
-      </w:r>
-      <w:r>
-        <w:t xml:space="preserve"> </w:t>
-      </w:r>
-      <w:r>
-        <w:t xml:space="preserve">hiệu quả doanh nghiệp châu Á phân tán lớn và không hội tụ, với phân tán năng suất nội bộ tăng đơn điệu khi chất lượng phân nhóm con thể chế suy giảm (Advanced 0,86 đến Frontier 1,36);</w:t>
-      </w:r>
-      <w:r>
-        <w:t xml:space="preserve"> </w:t>
-      </w:r>
-      <w:r>
-        <w:rPr>
-          <w:bCs/>
-          <w:b/>
-        </w:rPr>
-        <w:t xml:space="preserve">(2)</w:t>
-      </w:r>
-      <w:r>
-        <w:t xml:space="preserve"> </w:t>
-      </w:r>
-      <w:r>
-        <w:t xml:space="preserve">nhóm Advanced không đồng nhất, tách thành đổi mới sáng tạo dẫn dắt so với tài nguyên dẫn dắt (tỷ số phân tán ≈ 2,1 lần);</w:t>
-      </w:r>
-      <w:r>
-        <w:t xml:space="preserve"> </w:t>
-      </w:r>
-      <w:r>
-        <w:rPr>
-          <w:bCs/>
-          <w:b/>
-        </w:rPr>
-        <w:t xml:space="preserve">(3)</w:t>
-      </w:r>
-      <w:r>
-        <w:t xml:space="preserve"> </w:t>
-      </w:r>
-      <w:r>
-        <w:t xml:space="preserve">nhóm Emerging tách thành ba phân nhóm con với FSTS phân tầng 5,0%–7,2%–13,2%;</w:t>
-      </w:r>
-      <w:r>
-        <w:t xml:space="preserve"> </w:t>
-      </w:r>
-      <w:r>
-        <w:rPr>
-          <w:bCs/>
-          <w:b/>
-        </w:rPr>
-        <w:t xml:space="preserve">(4)</w:t>
-      </w:r>
-      <w:r>
-        <w:t xml:space="preserve"> </w:t>
-      </w:r>
-      <w:r>
-        <w:t xml:space="preserve">nhảy vọt số (digital leapfrog) diễn ra ở Frontier, Emerging và SIDS, nhưng hệ số âm DAI ở Advanced là biểu hiện giả tạo do bão hòa Tier-1;</w:t>
-      </w:r>
-      <w:r>
-        <w:t xml:space="preserve"> </w:t>
-      </w:r>
-      <w:r>
-        <w:rPr>
-          <w:bCs/>
-          <w:b/>
-        </w:rPr>
-        <w:t xml:space="preserve">(5)</w:t>
-      </w:r>
-      <w:r>
-        <w:t xml:space="preserve"> </w:t>
-      </w:r>
-      <w:r>
-        <w:t xml:space="preserve">quốc tế hóa là hiện tượng phân cực (trung vị FSTS = 0%);</w:t>
-      </w:r>
-      <w:r>
-        <w:t xml:space="preserve"> </w:t>
-      </w:r>
-      <w:r>
-        <w:rPr>
-          <w:bCs/>
-          <w:b/>
-        </w:rPr>
-        <w:t xml:space="preserve">(6)</w:t>
-      </w:r>
-      <w:r>
-        <w:t xml:space="preserve"> </w:t>
-      </w:r>
-      <w:r>
-        <w:t xml:space="preserve">quan hệ FSTS–năng suất phi tuyến dạng chữ U ngược với điểm uốn đặc thù quốc gia (Việt Nam ≈ 39–46%, Trung Quốc ≈ 47–49%, Singapore ≈ 82%);</w:t>
-      </w:r>
-      <w:r>
-        <w:t xml:space="preserve"> </w:t>
-      </w:r>
-      <w:r>
-        <w:rPr>
-          <w:bCs/>
-          <w:b/>
-        </w:rPr>
-        <w:t xml:space="preserve">(7)</w:t>
-      </w:r>
-      <w:r>
-        <w:t xml:space="preserve"> </w:t>
-      </w:r>
-      <w:r>
-        <w:t xml:space="preserve">SIDS Thái Bình Dương biên, đặc biệt Kiribati cực đoan, minh họa sự sụp đổ của đường cong U và chi phí buộc phải quốc tế hóa;</w:t>
-      </w:r>
-      <w:r>
-        <w:t xml:space="preserve"> </w:t>
-      </w:r>
-      <w:r>
-        <w:rPr>
-          <w:bCs/>
-          <w:b/>
-        </w:rPr>
-        <w:t xml:space="preserve">(8)</w:t>
-      </w:r>
-      <w:r>
-        <w:t xml:space="preserve"> </w:t>
-      </w:r>
-      <w:r>
-        <w:t xml:space="preserve">toàn bộ pattern được dựng trên pipeline tái lập được cho ba thế hệ schema WBES. Các kết luận này cùng định hướng cho</w:t>
-      </w:r>
-      <w:r>
-        <w:t xml:space="preserve"> </w:t>
-      </w:r>
-      <w:r>
-        <w:rPr>
-          <w:bCs/>
-          <w:b/>
-        </w:rPr>
-        <w:t xml:space="preserve">tám phân nhóm con</w:t>
-      </w:r>
-      <w:r>
-        <w:t xml:space="preserve"> </w:t>
-      </w:r>
-      <w:r>
-        <w:t xml:space="preserve">hiệu ứng cố định và sáu giả thuyết H1–H6 của CĐ2 (xem Mục 4.7 file 15).</w:t>
-      </w:r>
-    </w:p>
-    <w:bookmarkEnd w:id="99"/>
-    <w:bookmarkStart w:id="104" w:name="hàm-ý-cho-luận-án-và-chuyên-đề-2"/>
-    <w:p>
-      <w:pPr>
-        <w:pStyle w:val="Heading4"/>
-      </w:pPr>
-      <w:r>
         <w:t xml:space="preserve">2.4.3 Hàm ý cho luận án và Chuyên đề 2</w:t>
       </w:r>
     </w:p>
-    <w:bookmarkStart w:id="100" w:name="hàm-ý-lý-thuyết"/>
+    <w:bookmarkStart w:id="96" w:name="hàm-ý-lý-thuyết"/>
     <w:p>
       <w:pPr>
         <w:pStyle w:val="Heading5"/>
@@ -24519,8 +24557,8 @@
         <w:t xml:space="preserve">(Verhoef et al., 2021), tức số hóa hình thức không chuyển thành năng suất, và lưu ý mức độ sẵn sàng AI không đồng đều theo Chỉ số Sẵn sàng AI (AI Preparedness Index) giữa các phân nhóm con.</w:t>
       </w:r>
     </w:p>
-    <w:bookmarkEnd w:id="100"/>
-    <w:bookmarkStart w:id="101" w:name="hàm-ý-phương-pháp-luận"/>
+    <w:bookmarkEnd w:id="96"/>
+    <w:bookmarkStart w:id="97" w:name="hàm-ý-phương-pháp-luận"/>
     <w:p>
       <w:pPr>
         <w:pStyle w:val="Heading5"/>
@@ -24566,7 +24604,7 @@
         <w:t xml:space="preserve"> </w:t>
       </w:r>
       <w:r>
-        <w:t xml:space="preserve">(liệt kê ở Mục 4.7(b) file 15) thay cho một hệ số chung, để nắm dị biệt cross-regime;</w:t>
+        <w:t xml:space="preserve">(liệt kê ở Mục 4.7(b) mục §2.3.1 chuyên đề) thay cho một hệ số chung, để nắm dị biệt cross-regime;</w:t>
       </w:r>
       <w:r>
         <w:t xml:space="preserve"> </w:t>
@@ -24632,7 +24670,7 @@
         <w:t xml:space="preserve"> </w:t>
       </w:r>
       <w:r>
-        <w:t xml:space="preserve">(biến giả Post_BREADY_2024, mô hình neo, panel hậu đại dịch độc lập, Mục 4.11 file 15) để chống đứt gãy schema 2025;</w:t>
+        <w:t xml:space="preserve">(biến giả Post_BREADY_2024, mô hình neo, panel hậu đại dịch độc lập, Mục 4.11 mục §2.3.1 chuyên đề) để chống đứt gãy schema 2025;</w:t>
       </w:r>
       <w:r>
         <w:t xml:space="preserve"> </w:t>
@@ -24651,8 +24689,8 @@
         <w:t xml:space="preserve">đưa khung industry FE 9 ngành cùng các kiểm định mẫu con (Mục 7.3.4) vào thiết kế nhận diện. Bộ tám kiểm định độ vững cốt lõi ở Mục 7.3.4 vận hành hóa các hàm ý này.</w:t>
       </w:r>
     </w:p>
-    <w:bookmarkEnd w:id="101"/>
-    <w:bookmarkStart w:id="102" w:name="X72d3008b4a85d47be9732498c7193c9047a9dbc"/>
+    <w:bookmarkEnd w:id="97"/>
+    <w:bookmarkStart w:id="98" w:name="X72d3008b4a85d47be9732498c7193c9047a9dbc"/>
     <w:p>
       <w:pPr>
         <w:pStyle w:val="Heading5"/>
@@ -24693,7 +24731,7 @@
         <w:t xml:space="preserve">Bằng chứng nền tảng</w:t>
       </w:r>
       <w:r>
-        <w:t xml:space="preserve">: Mục 5.7.5 file 16 (PICs macro context); Bertram (2006) MIRAB model.</w:t>
+        <w:t xml:space="preserve">: Mục 5.7.5 mục §2.3.2–§2.4 chuyên đề (PICs macro context); Bertram (2006) MIRAB model.</w:t>
       </w:r>
     </w:p>
     <w:p>
@@ -24877,7 +24915,7 @@
         <w:t xml:space="preserve">Bằng chứng nền tảng</w:t>
       </w:r>
       <w:r>
-        <w:t xml:space="preserve">: Mục 6.2 về Innovation U-curve digital; Bảng 4.4 file 15 (Website Việt Nam 47% thấp hơn EAP average 58,9%); Mục 5.4 về concentration risk của Trung Quốc theo Wang/Huang/Hong (2024).</w:t>
+        <w:t xml:space="preserve">: Mục 6.2 về Innovation U-curve digital; Bảng 4.4 mục §2.3.1 chuyên đề (Website Việt Nam 47% thấp hơn EAP average 58,9%); Mục 5.4 về concentration risk của Trung Quốc theo Wang/Huang/Hong (2024).</w:t>
       </w:r>
     </w:p>
     <w:p>
@@ -25335,7 +25373,7 @@
         <w:t xml:space="preserve">Bằng chứng nền tảng</w:t>
       </w:r>
       <w:r>
-        <w:t xml:space="preserve">: Lớp 7 ở Mục 1.1 file 14 (bất định chính sách thuế quan Mỹ 2026); Mục 6 (front-loading effect và tariff uncertainty); Mục 5.3 (năm rủi ro Việt Nam).</w:t>
+        <w:t xml:space="preserve">: Lớp 7 ở Mục 1.1 mục §2.1–§2.2 chuyên đề (bất định chính sách thuế quan Mỹ 2026); Mục 6 (front-loading effect và tariff uncertainty); Mục 5.3 (năm rủi ro Việt Nam).</w:t>
       </w:r>
     </w:p>
     <w:p>
@@ -25875,8 +25913,8 @@
         <w:t xml:space="preserve">(proxy: market diversification HHI + buffer inventory days + forex hedging ratio + multi-currency invoicing %) để test xem doanh nghiệp có hedging capability cao có productivity payoff dài hạn ổn định hơn không (vs short-term boost rồi exhaustion). Robustness check #9 (hedging-adjusted), bổ sung sau front-loading-adjusted (#8).</w:t>
       </w:r>
     </w:p>
-    <w:bookmarkEnd w:id="102"/>
-    <w:bookmarkStart w:id="103" w:name="X57ab092dce38661557cf0c1a1da66622616be93"/>
+    <w:bookmarkEnd w:id="98"/>
+    <w:bookmarkStart w:id="99" w:name="X57ab092dce38661557cf0c1a1da66622616be93"/>
     <w:p>
       <w:pPr>
         <w:pStyle w:val="Heading5"/>
@@ -25942,7 +25980,7 @@
         <w:t xml:space="preserve">Kiểm định loại trừ ICT (ICT exclusion test)</w:t>
       </w:r>
       <w:r>
-        <w:t xml:space="preserve">. Loại các doanh nghiệp mã ISIC J (58–63) khỏi phân nhóm con Advanced đổi mới sáng tạo dẫn dắt rồi ước lượng lại hệ số DAI. Mục đích: xác nhận rằng hệ số âm DAI −0,129 ở Advanced trong Spec 1 là biểu hiện giả tạo do bão hòa Tier-1 chứ không phải hiệu ứng kinh tế thực (H3). Bằng chứng CĐ1 (Mục 4.4.5 file 15): hệ số âm biến mất sau khi loại ICT.</w:t>
+        <w:t xml:space="preserve">. Loại các doanh nghiệp mã ISIC J (58–63) khỏi phân nhóm con Advanced đổi mới sáng tạo dẫn dắt rồi ước lượng lại hệ số DAI. Mục đích: xác nhận rằng hệ số âm DAI −0,129 ở Advanced trong Spec 1 là biểu hiện giả tạo do bão hòa Tier-1 chứ không phải hiệu ứng kinh tế thực (H3). Bằng chứng CĐ1 (Mục 4.4.5 mục §2.3.1 chuyên đề): hệ số âm biến mất sau khi loại ICT.</w:t>
       </w:r>
     </w:p>
     <w:p>
@@ -26014,7 +26052,7 @@
         <w:t xml:space="preserve">Mô hình neo cô lập đứt gãy schema BREADY 2025 (Anchor model)</w:t>
       </w:r>
       <w:r>
-        <w:t xml:space="preserve">. Quy trình ba bước khóa hệ số neo ước lượng từ dữ liệu đến 2024 rồi tái ước lượng với dữ liệu đầy đủ 2009–2025, kèm kiểm định ổn định hệ số (Wald, Chow) và tỷ số hệ số (xem Mục 4.11.2 file 15). Mục đích: bảo đảm cấu trúc bảng hỏi BREADY 2025 không làm đảo chiều ý nghĩa thống kê cốt lõi của H1–H3.</w:t>
+        <w:t xml:space="preserve">. Quy trình ba bước khóa hệ số neo ước lượng từ dữ liệu đến 2024 rồi tái ước lượng với dữ liệu đầy đủ 2009–2025, kèm kiểm định ổn định hệ số (Wald, Chow) và tỷ số hệ số (xem Mục 4.11.2 mục §2.3.1 chuyên đề). Mục đích: bảo đảm cấu trúc bảng hỏi BREADY 2025 không làm đảo chiều ý nghĩa thống kê cốt lõi của H1–H3.</w:t>
       </w:r>
     </w:p>
     <w:p>
@@ -26080,7 +26118,7 @@
         <w:t xml:space="preserve">Đối chiếu ranh giới đo lường (Construct-boundary cross-validation)</w:t>
       </w:r>
       <w:r>
-        <w:t xml:space="preserve">. Chạy Spec 2 (DAI Tier-1+2 đa thành phần) chỉ ở các nền kinh tế có đủ dữ liệu BREADY+ để kiểm tra xem pattern kiểu Singapore, tức tương tác DAI × FSTS² dương, có xuất hiện khi dùng chỉ số số hóa tổ hợp hay không (xem Bảng 4.4.5.1 file 15). Mục đích: kiểm chứng khung CDCM và xác lập ranh giới giữa</w:t>
+        <w:t xml:space="preserve">. Chạy Spec 2 (DAI Tier-1+2 đa thành phần) chỉ ở các nền kinh tế có đủ dữ liệu BREADY+ để kiểm tra xem pattern kiểu Singapore, tức tương tác DAI × FSTS² dương, có xuất hiện khi dùng chỉ số số hóa tổ hợp hay không (xem Bảng 4.4.5.1 mục §2.3.1 chuyên đề). Mục đích: kiểm chứng khung CDCM và xác lập ranh giới giữa</w:t>
       </w:r>
       <w:r>
         <w:t xml:space="preserve"> </w:t>
@@ -26131,12 +26169,12 @@
         <w:t xml:space="preserve">Các kiểm định mở rộng theo bối cảnh (supplementary)</w:t>
       </w:r>
       <w:r>
-        <w:t xml:space="preserve">: ngoài tám kiểm định cốt lõi trên, các tiểu cảnh điển hình của Chương 5 và lý giải Chương 6 gợi ý thêm một số kiểm định bổ trợ đặc thù: điều chỉnh theo cơ cấu ngành (sector composition adjustment, Mục 5.3), loại doanh nghiệp xác sống khỏi mẫu phụ Trung Quốc (zombie-excluded re-estimation, Mục 5.4), hiệu chỉnh theo hiệu ứng đẩy nhanh giao hàng (front-loading-adjusted, Mục 6), điều chỉnh theo năng lực phòng ngừa (hedging-adjusted, Mục 7.3.3) và panel xác thực hậu đại dịch độc lập (Mục 4.11.3 file 15). Các kiểm định bổ trợ này phục vụ những câu hỏi đặc thù quốc gia hoặc đặc thù bối cảnh 2026, không thay thế tám kiểm định cốt lõi mang tính cấu trúc.</w:t>
-      </w:r>
-    </w:p>
-    <w:bookmarkEnd w:id="103"/>
-    <w:bookmarkEnd w:id="104"/>
-    <w:bookmarkStart w:id="105" w:name="hạn-chế-của-chuyên-đề"/>
+        <w:t xml:space="preserve">: ngoài tám kiểm định cốt lõi trên, các tiểu cảnh điển hình của Chương 5 và lý giải Chương 6 gợi ý thêm một số kiểm định bổ trợ đặc thù: điều chỉnh theo cơ cấu ngành (sector composition adjustment, Mục 5.3), loại doanh nghiệp xác sống khỏi mẫu phụ Trung Quốc (zombie-excluded re-estimation, Mục 5.4), hiệu chỉnh theo hiệu ứng đẩy nhanh giao hàng (front-loading-adjusted, Mục 6), điều chỉnh theo năng lực phòng ngừa (hedging-adjusted, Mục 7.3.3) và panel xác thực hậu đại dịch độc lập (Mục 4.11.3 mục §2.3.1 chuyên đề). Các kiểm định bổ trợ này phục vụ những câu hỏi đặc thù quốc gia hoặc đặc thù bối cảnh 2026, không thay thế tám kiểm định cốt lõi mang tính cấu trúc.</w:t>
+      </w:r>
+    </w:p>
+    <w:bookmarkEnd w:id="99"/>
+    <w:bookmarkEnd w:id="100"/>
+    <w:bookmarkStart w:id="101" w:name="hạn-chế-của-chuyên-đề"/>
     <w:p>
       <w:pPr>
         <w:pStyle w:val="Heading4"/>
@@ -26289,7 +26327,7 @@
         <w:t xml:space="preserve"> </w:t>
       </w:r>
       <w:r>
-        <w:t xml:space="preserve">(Mục 4.11 file 15); Nepal 2025 bị để n/a vì schema chưa thống nhất.</w:t>
+        <w:t xml:space="preserve">(Mục 4.11 mục §2.3.1 chuyên đề); Nepal 2025 bị để n/a vì schema chưa thống nhất.</w:t>
       </w:r>
     </w:p>
     <w:p>
@@ -26361,7 +26399,7 @@
         <w:t xml:space="preserve">Số liệu giới tính là ước tính theo phân nhóm con, chưa tính trực tiếp từ biến gốc</w:t>
       </w:r>
       <w:r>
-        <w:t xml:space="preserve">. Bảng 4.5.6 (file 15) trình bày tỷ lệ nữ quản lý cấp cao và nữ sở hữu dưới dạng khoảng ước tính (range estimate) tổng hợp theo phân nhóm con ICRV, chưa tính chính xác từ biến WBES</w:t>
+        <w:t xml:space="preserve">. Bảng 4.5.6 (mục §2.3.1 chuyên đề) trình bày tỷ lệ nữ quản lý cấp cao và nữ sở hữu dưới dạng khoảng ước tính (range estimate) tổng hợp theo phân nhóm con ICRV, chưa tính chính xác từ biến WBES</w:t>
       </w:r>
       <w:r>
         <w:t xml:space="preserve"> </w:t>
@@ -26435,8 +26473,8 @@
         <w:t xml:space="preserve">, tức quy mô hiệu ứng gộp (pooled effect size) chuẩn hóa và khoảng tin cậy xuyên 47 nền kinh tế. Bằng chứng cường độ này phụ thuộc vào bài báo tổng hợp định lượng phân tích tổng hợp (đang chuẩn bị, phương pháp PRISMA 2020). Cho tới khi phân tích tổng hợp hoàn thành, mọi phát biểu về độ lớn hiệu ứng tổng hợp phải được trình bày như giả định cần kiểm chứng, không phải kết luận đã xác lập.</w:t>
       </w:r>
     </w:p>
-    <w:bookmarkEnd w:id="105"/>
-    <w:bookmarkStart w:id="106" w:name="kế-hoạch-hoàn-thiện"/>
+    <w:bookmarkEnd w:id="101"/>
+    <w:bookmarkStart w:id="102" w:name="kế-hoạch-hoàn-thiện"/>
     <w:p>
       <w:pPr>
         <w:pStyle w:val="Heading4"/>
@@ -26604,10 +26642,10 @@
         </w:pict>
       </w:r>
     </w:p>
-    <w:bookmarkEnd w:id="106"/>
-    <w:bookmarkEnd w:id="107"/>
-    <w:bookmarkEnd w:id="108"/>
-    <w:bookmarkStart w:id="109" w:name="tài-liệu-tham-khảo"/>
+    <w:bookmarkEnd w:id="102"/>
+    <w:bookmarkEnd w:id="103"/>
+    <w:bookmarkEnd w:id="104"/>
+    <w:bookmarkStart w:id="105" w:name="tài-liệu-tham-khảo"/>
     <w:p>
       <w:pPr>
         <w:pStyle w:val="Heading2"/>
@@ -26646,8 +26684,8 @@
         </w:pict>
       </w:r>
     </w:p>
-    <w:bookmarkEnd w:id="109"/>
-    <w:bookmarkStart w:id="112" w:name="phụ-lục"/>
+    <w:bookmarkEnd w:id="105"/>
+    <w:bookmarkStart w:id="108" w:name="phụ-lục"/>
     <w:p>
       <w:pPr>
         <w:pStyle w:val="Heading2"/>
@@ -26656,7 +26694,7 @@
         <w:t xml:space="preserve">PHỤ LỤC</w:t>
       </w:r>
     </w:p>
-    <w:bookmarkStart w:id="110" w:name="Xac7090a743afa00f99b5424d88f7949cab3c6cf"/>
+    <w:bookmarkStart w:id="106" w:name="Xac7090a743afa00f99b5424d88f7949cab3c6cf"/>
     <w:p>
       <w:pPr>
         <w:pStyle w:val="Heading3"/>
@@ -26673,8 +26711,8 @@
         <w:t xml:space="preserve">47 nước, 108 cặp QG×năm, 101.185 doanh nghiệp, 7 SIDS bao gồm Kiribati 2025.</w:t>
       </w:r>
     </w:p>
-    <w:bookmarkEnd w:id="110"/>
-    <w:bookmarkStart w:id="111" w:name="phụ-lục-b-g"/>
+    <w:bookmarkEnd w:id="106"/>
+    <w:bookmarkStart w:id="107" w:name="phụ-lục-b-g"/>
     <w:p>
       <w:pPr>
         <w:pStyle w:val="Heading3"/>
@@ -26694,7 +26732,7 @@
         <w:t xml:space="preserve"> </w:t>
       </w:r>
       <w:r>
-        <w:t xml:space="preserve">## PHỤ LỤC H — BẢNG THUẬT NGỮ ANH-VIỆT (RÚT GỌN)</w:t>
+        <w:t xml:space="preserve">### Phụ lục H — Bảng thuật ngữ Anh-Việt (rút gọn)</w:t>
       </w:r>
     </w:p>
     <w:p>
@@ -26721,7 +26759,7 @@
           <w:iCs/>
           <w:i/>
         </w:rPr>
-        <w:t xml:space="preserve">Tiếp tục ở Phần 2 (Chương 4, thực trạng từ dữ liệu WBES với pool 101.185 doanh nghiệp) trong file</w:t>
+        <w:t xml:space="preserve">(Phần 2 nội dung chuyên đề đã được merge vào file này từ commit</w:t>
       </w:r>
       <w:r>
         <w:rPr>
@@ -26736,22 +26774,50 @@
           <w:iCs/>
           <w:i/>
         </w:rPr>
-        <w:t xml:space="preserve">thesis/15_cd1_part2_findings_vi.md</w:t>
+        <w:t xml:space="preserve">2e7f645</w:t>
       </w:r>
       <w:r>
         <w:rPr>
           <w:iCs/>
           <w:i/>
         </w:rPr>
+        <w:t xml:space="preserve">.)</w:t>
+      </w:r>
+    </w:p>
+    <w:p>
+      <w:pPr>
+        <w:pStyle w:val="BlockText"/>
+      </w:pPr>
+      <w:r>
+        <w:rPr>
+          <w:iCs/>
+          <w:i/>
+        </w:rPr>
+        <w:t xml:space="preserve">(Note: 3 part files 14/15/16 đã merge vào file này; cross-refs to legacy paths preserved for git history.)</w:t>
+      </w:r>
+      <w:r>
+        <w:t xml:space="preserve"> </w:t>
+      </w:r>
+      <w:r>
+        <w:t xml:space="preserve">Bảng thuật ngữ Anh-Việt:</w:t>
+      </w:r>
+      <w:r>
+        <w:t xml:space="preserve"> </w:t>
+      </w:r>
+      <w:r>
+        <w:rPr>
+          <w:rStyle w:val="VerbatimChar"/>
+        </w:rPr>
+        <w:t xml:space="preserve">thesis/09b_vn_term_glossary.md</w:t>
+      </w:r>
+      <w:r>
         <w:t xml:space="preserve">.</w:t>
       </w:r>
-    </w:p>
-    <w:p>
-      <w:pPr>
-        <w:pStyle w:val="BlockText"/>
-      </w:pPr>
-      <w:r>
-        <w:t xml:space="preserve">Tiếp nối</w:t>
+      <w:r>
+        <w:t xml:space="preserve"> </w:t>
+      </w:r>
+      <w:r>
+        <w:t xml:space="preserve">Hình minh họa:</w:t>
       </w:r>
       <w:r>
         <w:t xml:space="preserve"> </w:t>
@@ -26760,92 +26826,13 @@
         <w:rPr>
           <w:rStyle w:val="VerbatimChar"/>
         </w:rPr>
-        <w:t xml:space="preserve">thesis/14_cd1_part1_intro_theory_vi.md</w:t>
-      </w:r>
-      <w:r>
-        <w:t xml:space="preserve">.</w:t>
-      </w:r>
-      <w:r>
-        <w:t xml:space="preserve"> </w:t>
-      </w:r>
-      <w:r>
-        <w:t xml:space="preserve">Phần 3 (Chương 5–7 + TLTK):</w:t>
-      </w:r>
-      <w:r>
-        <w:t xml:space="preserve"> </w:t>
-      </w:r>
-      <w:r>
-        <w:rPr>
-          <w:rStyle w:val="VerbatimChar"/>
-        </w:rPr>
-        <w:t xml:space="preserve">thesis/16_cd1_part3_cases_conclusion_vi.md</w:t>
-      </w:r>
-      <w:r>
-        <w:t xml:space="preserve">.</w:t>
-      </w:r>
-      <w:r>
-        <w:t xml:space="preserve"> </w:t>
-      </w:r>
-      <w:r>
-        <w:t xml:space="preserve">Bảng thuật ngữ Anh-Việt:</w:t>
-      </w:r>
-      <w:r>
-        <w:t xml:space="preserve"> </w:t>
-      </w:r>
-      <w:r>
-        <w:rPr>
-          <w:rStyle w:val="VerbatimChar"/>
-        </w:rPr>
-        <w:t xml:space="preserve">thesis/09b_vn_term_glossary.md</w:t>
-      </w:r>
-      <w:r>
-        <w:t xml:space="preserve">.</w:t>
-      </w:r>
-      <w:r>
-        <w:t xml:space="preserve"> </w:t>
-      </w:r>
-      <w:r>
-        <w:t xml:space="preserve">Hình minh họa:</w:t>
-      </w:r>
-      <w:r>
-        <w:t xml:space="preserve"> </w:t>
-      </w:r>
-      <w:r>
-        <w:rPr>
-          <w:rStyle w:val="VerbatimChar"/>
-        </w:rPr>
         <w:t xml:space="preserve">thesis/figures/</w:t>
       </w:r>
       <w:r>
         <w:t xml:space="preserve"> </w:t>
       </w:r>
       <w:r>
-        <w:t xml:space="preserve">(</w:t>
-      </w:r>
-      <w:r>
-        <w:rPr>
-          <w:bCs/>
-          <w:b/>
-        </w:rPr>
-        <w:t xml:space="preserve">11 hình</w:t>
-      </w:r>
-      <w:r>
-        <w:t xml:space="preserve">; chạy</w:t>
-      </w:r>
-      <w:r>
-        <w:t xml:space="preserve"> </w:t>
-      </w:r>
-      <w:r>
-        <w:rPr>
-          <w:rStyle w:val="VerbatimChar"/>
-        </w:rPr>
-        <w:t xml:space="preserve">python3 generate_figures.py</w:t>
-      </w:r>
-      <w:r>
-        <w:t xml:space="preserve"> </w:t>
-      </w:r>
-      <w:r>
-        <w:t xml:space="preserve">để regen).</w:t>
+        <w:t xml:space="preserve">(11 hình).</w:t>
       </w:r>
       <w:r>
         <w:t xml:space="preserve"> </w:t>
@@ -26854,9 +26841,9 @@
         <w:t xml:space="preserve">—</w:t>
       </w:r>
     </w:p>
-    <w:bookmarkEnd w:id="111"/>
-    <w:bookmarkEnd w:id="112"/>
-    <w:bookmarkEnd w:id="113"/>
+    <w:bookmarkEnd w:id="107"/>
+    <w:bookmarkEnd w:id="108"/>
+    <w:bookmarkEnd w:id="109"/>
     <w:sectPr>
       <w:pgSz w:h="16838" w:w="11906"/>
       <w:pgMar w:bottom="1134" w:left="1701" w:right="1134" w:top="1134"/>
